--- a/Supplementary_Table_S13.docx
+++ b/Supplementary_Table_S13.docx
@@ -378,55 +378,55 @@
                 <w:rFonts w:ascii="Calibri" w:hAnsi="Calibri"/>
                 <w:sz w:val="20"/>
               </w:rPr>
-              <w:t xml:space="default">0.23</w:t>
-            </w:r>
-          </w:p>
-        </w:tc>
-        <w:tc>
-          <w:tcPr>
-            <w:tcBorders>
-              <w:top w:val="single" w:space="0" w:color="D3D3D3"/>
-              <w:bottom w:val="single" w:space="0" w:color="D3D3D3"/>
-              <w:start w:val="single" w:space="0" w:color="D3D3D3"/>
-              <w:end w:val="single" w:space="0" w:color="D3D3D3"/>
-            </w:tcBorders>
-          </w:tcPr>
-          <w:p>
-            <w:pPr>
-              <w:spacing w:before="0" w:after="60"/>
-              <w:keepNext/>
-              <w:jc w:val="end"/>
-            </w:pPr>
-            <w:r>
-              <w:rPr>
-                <w:rFonts w:ascii="Calibri" w:hAnsi="Calibri"/>
-                <w:sz w:val="20"/>
-              </w:rPr>
-              <w:t xml:space="default">0.2</w:t>
-            </w:r>
-          </w:p>
-        </w:tc>
-        <w:tc>
-          <w:tcPr>
-            <w:tcBorders>
-              <w:top w:val="single" w:space="0" w:color="D3D3D3"/>
-              <w:bottom w:val="single" w:space="0" w:color="D3D3D3"/>
-              <w:start w:val="single" w:space="0" w:color="D3D3D3"/>
-              <w:end w:val="single" w:space="0" w:color="D3D3D3"/>
-            </w:tcBorders>
-          </w:tcPr>
-          <w:p>
-            <w:pPr>
-              <w:spacing w:before="0" w:after="60"/>
-              <w:keepNext/>
-              <w:jc w:val="end"/>
-            </w:pPr>
-            <w:r>
-              <w:rPr>
-                <w:rFonts w:ascii="Calibri" w:hAnsi="Calibri"/>
-                <w:sz w:val="20"/>
-              </w:rPr>
-              <w:t xml:space="default">97</w:t>
+              <w:t xml:space="default">0.015</w:t>
+            </w:r>
+          </w:p>
+        </w:tc>
+        <w:tc>
+          <w:tcPr>
+            <w:tcBorders>
+              <w:top w:val="single" w:space="0" w:color="D3D3D3"/>
+              <w:bottom w:val="single" w:space="0" w:color="D3D3D3"/>
+              <w:start w:val="single" w:space="0" w:color="D3D3D3"/>
+              <w:end w:val="single" w:space="0" w:color="D3D3D3"/>
+            </w:tcBorders>
+          </w:tcPr>
+          <w:p>
+            <w:pPr>
+              <w:spacing w:before="0" w:after="60"/>
+              <w:keepNext/>
+              <w:jc w:val="end"/>
+            </w:pPr>
+            <w:r>
+              <w:rPr>
+                <w:rFonts w:ascii="Calibri" w:hAnsi="Calibri"/>
+                <w:sz w:val="20"/>
+              </w:rPr>
+              <w:t xml:space="default">0.1</w:t>
+            </w:r>
+          </w:p>
+        </w:tc>
+        <w:tc>
+          <w:tcPr>
+            <w:tcBorders>
+              <w:top w:val="single" w:space="0" w:color="D3D3D3"/>
+              <w:bottom w:val="single" w:space="0" w:color="D3D3D3"/>
+              <w:start w:val="single" w:space="0" w:color="D3D3D3"/>
+              <w:end w:val="single" w:space="0" w:color="D3D3D3"/>
+            </w:tcBorders>
+          </w:tcPr>
+          <w:p>
+            <w:pPr>
+              <w:spacing w:before="0" w:after="60"/>
+              <w:keepNext/>
+              <w:jc w:val="end"/>
+            </w:pPr>
+            <w:r>
+              <w:rPr>
+                <w:rFonts w:ascii="Calibri" w:hAnsi="Calibri"/>
+                <w:sz w:val="20"/>
+              </w:rPr>
+              <w:t xml:space="default">100</w:t>
             </w:r>
           </w:p>
         </w:tc>
@@ -527,79 +527,79 @@
                 <w:rFonts w:ascii="Calibri" w:hAnsi="Calibri"/>
                 <w:sz w:val="20"/>
               </w:rPr>
-              <w:t xml:space="default">0.074</w:t>
-            </w:r>
-          </w:p>
-        </w:tc>
-        <w:tc>
-          <w:tcPr>
-            <w:tcBorders>
-              <w:top w:val="single" w:space="0" w:color="D3D3D3"/>
-              <w:bottom w:val="single" w:space="0" w:color="D3D3D3"/>
-              <w:start w:val="single" w:space="0" w:color="D3D3D3"/>
-              <w:end w:val="single" w:space="0" w:color="D3D3D3"/>
-            </w:tcBorders>
-          </w:tcPr>
-          <w:p>
-            <w:pPr>
-              <w:spacing w:before="0" w:after="60"/>
-              <w:keepNext/>
-              <w:jc w:val="end"/>
-            </w:pPr>
-            <w:r>
-              <w:rPr>
-                <w:rFonts w:ascii="Calibri" w:hAnsi="Calibri"/>
-                <w:sz w:val="20"/>
-              </w:rPr>
-              <w:t xml:space="default">0.98</w:t>
-            </w:r>
-          </w:p>
-        </w:tc>
-        <w:tc>
-          <w:tcPr>
-            <w:tcBorders>
-              <w:top w:val="single" w:space="0" w:color="D3D3D3"/>
-              <w:bottom w:val="single" w:space="0" w:color="D3D3D3"/>
-              <w:start w:val="single" w:space="0" w:color="D3D3D3"/>
-              <w:end w:val="single" w:space="0" w:color="D3D3D3"/>
-            </w:tcBorders>
-          </w:tcPr>
-          <w:p>
-            <w:pPr>
-              <w:spacing w:before="0" w:after="60"/>
-              <w:keepNext/>
-              <w:jc w:val="end"/>
-            </w:pPr>
-            <w:r>
-              <w:rPr>
-                <w:rFonts w:ascii="Calibri" w:hAnsi="Calibri"/>
-                <w:sz w:val="20"/>
-              </w:rPr>
-              <w:t xml:space="default">0.2</w:t>
-            </w:r>
-          </w:p>
-        </w:tc>
-        <w:tc>
-          <w:tcPr>
-            <w:tcBorders>
-              <w:top w:val="single" w:space="0" w:color="D3D3D3"/>
-              <w:bottom w:val="single" w:space="0" w:color="D3D3D3"/>
-              <w:start w:val="single" w:space="0" w:color="D3D3D3"/>
-              <w:end w:val="single" w:space="0" w:color="D3D3D3"/>
-            </w:tcBorders>
-          </w:tcPr>
-          <w:p>
-            <w:pPr>
-              <w:spacing w:before="0" w:after="60"/>
-              <w:keepNext/>
-              <w:jc w:val="end"/>
-            </w:pPr>
-            <w:r>
-              <w:rPr>
-                <w:rFonts w:ascii="Calibri" w:hAnsi="Calibri"/>
-                <w:sz w:val="20"/>
-              </w:rPr>
-              <w:t xml:space="default">6</w:t>
+              <w:t xml:space="default">0.71</w:t>
+            </w:r>
+          </w:p>
+        </w:tc>
+        <w:tc>
+          <w:tcPr>
+            <w:tcBorders>
+              <w:top w:val="single" w:space="0" w:color="D3D3D3"/>
+              <w:bottom w:val="single" w:space="0" w:color="D3D3D3"/>
+              <w:start w:val="single" w:space="0" w:color="D3D3D3"/>
+              <w:end w:val="single" w:space="0" w:color="D3D3D3"/>
+            </w:tcBorders>
+          </w:tcPr>
+          <w:p>
+            <w:pPr>
+              <w:spacing w:before="0" w:after="60"/>
+              <w:keepNext/>
+              <w:jc w:val="end"/>
+            </w:pPr>
+            <w:r>
+              <w:rPr>
+                <w:rFonts w:ascii="Calibri" w:hAnsi="Calibri"/>
+                <w:sz w:val="20"/>
+              </w:rPr>
+              <w:t xml:space="default">0.83</w:t>
+            </w:r>
+          </w:p>
+        </w:tc>
+        <w:tc>
+          <w:tcPr>
+            <w:tcBorders>
+              <w:top w:val="single" w:space="0" w:color="D3D3D3"/>
+              <w:bottom w:val="single" w:space="0" w:color="D3D3D3"/>
+              <w:start w:val="single" w:space="0" w:color="D3D3D3"/>
+              <w:end w:val="single" w:space="0" w:color="D3D3D3"/>
+            </w:tcBorders>
+          </w:tcPr>
+          <w:p>
+            <w:pPr>
+              <w:spacing w:before="0" w:after="60"/>
+              <w:keepNext/>
+              <w:jc w:val="end"/>
+            </w:pPr>
+            <w:r>
+              <w:rPr>
+                <w:rFonts w:ascii="Calibri" w:hAnsi="Calibri"/>
+                <w:sz w:val="20"/>
+              </w:rPr>
+              <w:t xml:space="default">5.5</w:t>
+            </w:r>
+          </w:p>
+        </w:tc>
+        <w:tc>
+          <w:tcPr>
+            <w:tcBorders>
+              <w:top w:val="single" w:space="0" w:color="D3D3D3"/>
+              <w:bottom w:val="single" w:space="0" w:color="D3D3D3"/>
+              <w:start w:val="single" w:space="0" w:color="D3D3D3"/>
+              <w:end w:val="single" w:space="0" w:color="D3D3D3"/>
+            </w:tcBorders>
+          </w:tcPr>
+          <w:p>
+            <w:pPr>
+              <w:spacing w:before="0" w:after="60"/>
+              <w:keepNext/>
+              <w:jc w:val="end"/>
+            </w:pPr>
+            <w:r>
+              <w:rPr>
+                <w:rFonts w:ascii="Calibri" w:hAnsi="Calibri"/>
+                <w:sz w:val="20"/>
+              </w:rPr>
+              <w:t xml:space="default">0</w:t>
             </w:r>
           </w:p>
         </w:tc>
@@ -700,79 +700,79 @@
                 <w:rFonts w:ascii="Calibri" w:hAnsi="Calibri"/>
                 <w:sz w:val="20"/>
               </w:rPr>
-              <w:t xml:space="default">0.12</w:t>
-            </w:r>
-          </w:p>
-        </w:tc>
-        <w:tc>
-          <w:tcPr>
-            <w:tcBorders>
-              <w:top w:val="single" w:space="0" w:color="D3D3D3"/>
-              <w:bottom w:val="single" w:space="0" w:color="D3D3D3"/>
-              <w:start w:val="single" w:space="0" w:color="D3D3D3"/>
-              <w:end w:val="single" w:space="0" w:color="D3D3D3"/>
-            </w:tcBorders>
-          </w:tcPr>
-          <w:p>
-            <w:pPr>
-              <w:spacing w:before="0" w:after="60"/>
-              <w:keepNext/>
-              <w:jc w:val="end"/>
-            </w:pPr>
-            <w:r>
-              <w:rPr>
-                <w:rFonts w:ascii="Calibri" w:hAnsi="Calibri"/>
-                <w:sz w:val="20"/>
-              </w:rPr>
-              <w:t xml:space="default">0.75</w:t>
-            </w:r>
-          </w:p>
-        </w:tc>
-        <w:tc>
-          <w:tcPr>
-            <w:tcBorders>
-              <w:top w:val="single" w:space="0" w:color="D3D3D3"/>
-              <w:bottom w:val="single" w:space="0" w:color="D3D3D3"/>
-              <w:start w:val="single" w:space="0" w:color="D3D3D3"/>
-              <w:end w:val="single" w:space="0" w:color="D3D3D3"/>
-            </w:tcBorders>
-          </w:tcPr>
-          <w:p>
-            <w:pPr>
-              <w:spacing w:before="0" w:after="60"/>
-              <w:keepNext/>
-              <w:jc w:val="end"/>
-            </w:pPr>
-            <w:r>
-              <w:rPr>
-                <w:rFonts w:ascii="Calibri" w:hAnsi="Calibri"/>
-                <w:sz w:val="20"/>
-              </w:rPr>
-              <w:t xml:space="default">0.3</w:t>
-            </w:r>
-          </w:p>
-        </w:tc>
-        <w:tc>
-          <w:tcPr>
-            <w:tcBorders>
-              <w:top w:val="single" w:space="0" w:color="D3D3D3"/>
-              <w:bottom w:val="single" w:space="0" w:color="D3D3D3"/>
-              <w:start w:val="single" w:space="0" w:color="D3D3D3"/>
-              <w:end w:val="single" w:space="0" w:color="D3D3D3"/>
-            </w:tcBorders>
-          </w:tcPr>
-          <w:p>
-            <w:pPr>
-              <w:spacing w:before="0" w:after="60"/>
-              <w:keepNext/>
-              <w:jc w:val="end"/>
-            </w:pPr>
-            <w:r>
-              <w:rPr>
-                <w:rFonts w:ascii="Calibri" w:hAnsi="Calibri"/>
-                <w:sz w:val="20"/>
-              </w:rPr>
-              <w:t xml:space="default">6</w:t>
+              <w:t xml:space="default">0.93</w:t>
+            </w:r>
+          </w:p>
+        </w:tc>
+        <w:tc>
+          <w:tcPr>
+            <w:tcBorders>
+              <w:top w:val="single" w:space="0" w:color="D3D3D3"/>
+              <w:bottom w:val="single" w:space="0" w:color="D3D3D3"/>
+              <w:start w:val="single" w:space="0" w:color="D3D3D3"/>
+              <w:end w:val="single" w:space="0" w:color="D3D3D3"/>
+            </w:tcBorders>
+          </w:tcPr>
+          <w:p>
+            <w:pPr>
+              <w:spacing w:before="0" w:after="60"/>
+              <w:keepNext/>
+              <w:jc w:val="end"/>
+            </w:pPr>
+            <w:r>
+              <w:rPr>
+                <w:rFonts w:ascii="Calibri" w:hAnsi="Calibri"/>
+                <w:sz w:val="20"/>
+              </w:rPr>
+              <w:t xml:space="default">0.96</w:t>
+            </w:r>
+          </w:p>
+        </w:tc>
+        <w:tc>
+          <w:tcPr>
+            <w:tcBorders>
+              <w:top w:val="single" w:space="0" w:color="D3D3D3"/>
+              <w:bottom w:val="single" w:space="0" w:color="D3D3D3"/>
+              <w:start w:val="single" w:space="0" w:color="D3D3D3"/>
+              <w:end w:val="single" w:space="0" w:color="D3D3D3"/>
+            </w:tcBorders>
+          </w:tcPr>
+          <w:p>
+            <w:pPr>
+              <w:spacing w:before="0" w:after="60"/>
+              <w:keepNext/>
+              <w:jc w:val="end"/>
+            </w:pPr>
+            <w:r>
+              <w:rPr>
+                <w:rFonts w:ascii="Calibri" w:hAnsi="Calibri"/>
+                <w:sz w:val="20"/>
+              </w:rPr>
+              <w:t xml:space="default">3.8</w:t>
+            </w:r>
+          </w:p>
+        </w:tc>
+        <w:tc>
+          <w:tcPr>
+            <w:tcBorders>
+              <w:top w:val="single" w:space="0" w:color="D3D3D3"/>
+              <w:bottom w:val="single" w:space="0" w:color="D3D3D3"/>
+              <w:start w:val="single" w:space="0" w:color="D3D3D3"/>
+              <w:end w:val="single" w:space="0" w:color="D3D3D3"/>
+            </w:tcBorders>
+          </w:tcPr>
+          <w:p>
+            <w:pPr>
+              <w:spacing w:before="0" w:after="60"/>
+              <w:keepNext/>
+              <w:jc w:val="end"/>
+            </w:pPr>
+            <w:r>
+              <w:rPr>
+                <w:rFonts w:ascii="Calibri" w:hAnsi="Calibri"/>
+                <w:sz w:val="20"/>
+              </w:rPr>
+              <w:t xml:space="default">0</w:t>
             </w:r>
           </w:p>
         </w:tc>
@@ -897,31 +897,31 @@
                 <w:rFonts w:ascii="Calibri" w:hAnsi="Calibri"/>
                 <w:sz w:val="20"/>
               </w:rPr>
-              <w:t xml:space="default">0.03</w:t>
-            </w:r>
-          </w:p>
-        </w:tc>
-        <w:tc>
-          <w:tcPr>
-            <w:tcBorders>
-              <w:top w:val="single" w:space="0" w:color="D3D3D3"/>
-              <w:bottom w:val="single" w:space="0" w:color="D3D3D3"/>
-              <w:start w:val="single" w:space="0" w:color="D3D3D3"/>
-              <w:end w:val="single" w:space="0" w:color="D3D3D3"/>
-            </w:tcBorders>
-          </w:tcPr>
-          <w:p>
-            <w:pPr>
-              <w:spacing w:before="0" w:after="60"/>
-              <w:keepNext/>
-              <w:jc w:val="end"/>
-            </w:pPr>
-            <w:r>
-              <w:rPr>
-                <w:rFonts w:ascii="Calibri" w:hAnsi="Calibri"/>
-                <w:sz w:val="20"/>
-              </w:rPr>
-              <w:t xml:space="default">0.2</w:t>
+              <w:t xml:space="default">0.0029</w:t>
+            </w:r>
+          </w:p>
+        </w:tc>
+        <w:tc>
+          <w:tcPr>
+            <w:tcBorders>
+              <w:top w:val="single" w:space="0" w:color="D3D3D3"/>
+              <w:bottom w:val="single" w:space="0" w:color="D3D3D3"/>
+              <w:start w:val="single" w:space="0" w:color="D3D3D3"/>
+              <w:end w:val="single" w:space="0" w:color="D3D3D3"/>
+            </w:tcBorders>
+          </w:tcPr>
+          <w:p>
+            <w:pPr>
+              <w:spacing w:before="0" w:after="60"/>
+              <w:keepNext/>
+              <w:jc w:val="end"/>
+            </w:pPr>
+            <w:r>
+              <w:rPr>
+                <w:rFonts w:ascii="Calibri" w:hAnsi="Calibri"/>
+                <w:sz w:val="20"/>
+              </w:rPr>
+              <w:t xml:space="default">0.1</w:t>
             </w:r>
           </w:p>
         </w:tc>
@@ -1078,79 +1078,79 @@
                 <w:rFonts w:ascii="Calibri" w:hAnsi="Calibri"/>
                 <w:sz w:val="20"/>
               </w:rPr>
-              <w:t xml:space="default">0.12</w:t>
-            </w:r>
-          </w:p>
-        </w:tc>
-        <w:tc>
-          <w:tcPr>
-            <w:tcBorders>
-              <w:top w:val="single" w:space="0" w:color="D3D3D3"/>
-              <w:bottom w:val="single" w:space="0" w:color="D3D3D3"/>
-              <w:start w:val="single" w:space="0" w:color="D3D3D3"/>
-              <w:end w:val="single" w:space="0" w:color="D3D3D3"/>
-            </w:tcBorders>
-          </w:tcPr>
-          <w:p>
-            <w:pPr>
-              <w:spacing w:before="0" w:after="60"/>
-              <w:keepNext/>
-              <w:jc w:val="end"/>
-            </w:pPr>
-            <w:r>
-              <w:rPr>
-                <w:rFonts w:ascii="Calibri" w:hAnsi="Calibri"/>
-                <w:sz w:val="20"/>
-              </w:rPr>
-              <w:t xml:space="default">0.18</w:t>
-            </w:r>
-          </w:p>
-        </w:tc>
-        <w:tc>
-          <w:tcPr>
-            <w:tcBorders>
-              <w:top w:val="single" w:space="0" w:color="D3D3D3"/>
-              <w:bottom w:val="single" w:space="0" w:color="D3D3D3"/>
-              <w:start w:val="single" w:space="0" w:color="D3D3D3"/>
-              <w:end w:val="single" w:space="0" w:color="D3D3D3"/>
-            </w:tcBorders>
-          </w:tcPr>
-          <w:p>
-            <w:pPr>
-              <w:spacing w:before="0" w:after="60"/>
-              <w:keepNext/>
-              <w:jc w:val="end"/>
-            </w:pPr>
-            <w:r>
-              <w:rPr>
-                <w:rFonts w:ascii="Calibri" w:hAnsi="Calibri"/>
-                <w:sz w:val="20"/>
-              </w:rPr>
-              <w:t xml:space="default">2.5</w:t>
-            </w:r>
-          </w:p>
-        </w:tc>
-        <w:tc>
-          <w:tcPr>
-            <w:tcBorders>
-              <w:top w:val="single" w:space="0" w:color="D3D3D3"/>
-              <w:bottom w:val="single" w:space="0" w:color="D3D3D3"/>
-              <w:start w:val="single" w:space="0" w:color="D3D3D3"/>
-              <w:end w:val="single" w:space="0" w:color="D3D3D3"/>
-            </w:tcBorders>
-          </w:tcPr>
-          <w:p>
-            <w:pPr>
-              <w:spacing w:before="0" w:after="60"/>
-              <w:keepNext/>
-              <w:jc w:val="end"/>
-            </w:pPr>
-            <w:r>
-              <w:rPr>
-                <w:rFonts w:ascii="Calibri" w:hAnsi="Calibri"/>
-                <w:sz w:val="20"/>
-              </w:rPr>
-              <w:t xml:space="default">2</w:t>
+              <w:t xml:space="default">0.66</w:t>
+            </w:r>
+          </w:p>
+        </w:tc>
+        <w:tc>
+          <w:tcPr>
+            <w:tcBorders>
+              <w:top w:val="single" w:space="0" w:color="D3D3D3"/>
+              <w:bottom w:val="single" w:space="0" w:color="D3D3D3"/>
+              <w:start w:val="single" w:space="0" w:color="D3D3D3"/>
+              <w:end w:val="single" w:space="0" w:color="D3D3D3"/>
+            </w:tcBorders>
+          </w:tcPr>
+          <w:p>
+            <w:pPr>
+              <w:spacing w:before="0" w:after="60"/>
+              <w:keepNext/>
+              <w:jc w:val="end"/>
+            </w:pPr>
+            <w:r>
+              <w:rPr>
+                <w:rFonts w:ascii="Calibri" w:hAnsi="Calibri"/>
+                <w:sz w:val="20"/>
+              </w:rPr>
+              <w:t xml:space="default">0.89</w:t>
+            </w:r>
+          </w:p>
+        </w:tc>
+        <w:tc>
+          <w:tcPr>
+            <w:tcBorders>
+              <w:top w:val="single" w:space="0" w:color="D3D3D3"/>
+              <w:bottom w:val="single" w:space="0" w:color="D3D3D3"/>
+              <w:start w:val="single" w:space="0" w:color="D3D3D3"/>
+              <w:end w:val="single" w:space="0" w:color="D3D3D3"/>
+            </w:tcBorders>
+          </w:tcPr>
+          <w:p>
+            <w:pPr>
+              <w:spacing w:before="0" w:after="60"/>
+              <w:keepNext/>
+              <w:jc w:val="end"/>
+            </w:pPr>
+            <w:r>
+              <w:rPr>
+                <w:rFonts w:ascii="Calibri" w:hAnsi="Calibri"/>
+                <w:sz w:val="20"/>
+              </w:rPr>
+              <w:t xml:space="default">2.6</w:t>
+            </w:r>
+          </w:p>
+        </w:tc>
+        <w:tc>
+          <w:tcPr>
+            <w:tcBorders>
+              <w:top w:val="single" w:space="0" w:color="D3D3D3"/>
+              <w:bottom w:val="single" w:space="0" w:color="D3D3D3"/>
+              <w:start w:val="single" w:space="0" w:color="D3D3D3"/>
+              <w:end w:val="single" w:space="0" w:color="D3D3D3"/>
+            </w:tcBorders>
+          </w:tcPr>
+          <w:p>
+            <w:pPr>
+              <w:spacing w:before="0" w:after="60"/>
+              <w:keepNext/>
+              <w:jc w:val="end"/>
+            </w:pPr>
+            <w:r>
+              <w:rPr>
+                <w:rFonts w:ascii="Calibri" w:hAnsi="Calibri"/>
+                <w:sz w:val="20"/>
+              </w:rPr>
+              <w:t xml:space="default">0</w:t>
             </w:r>
           </w:p>
         </w:tc>
@@ -1203,7 +1203,7 @@
                 <w:rFonts w:ascii="Calibri" w:hAnsi="Calibri"/>
                 <w:sz w:val="20"/>
               </w:rPr>
-              <w:t xml:space="default">M4_av</w:t>
+              <w:t xml:space="default">M4_fqcy</w:t>
             </w:r>
           </w:p>
         </w:tc>
@@ -1251,31 +1251,31 @@
                 <w:rFonts w:ascii="Calibri" w:hAnsi="Calibri"/>
                 <w:sz w:val="20"/>
               </w:rPr>
-              <w:t xml:space="default">0.078</w:t>
-            </w:r>
-          </w:p>
-        </w:tc>
-        <w:tc>
-          <w:tcPr>
-            <w:tcBorders>
-              <w:top w:val="single" w:space="0" w:color="D3D3D3"/>
-              <w:bottom w:val="single" w:space="0" w:color="D3D3D3"/>
-              <w:start w:val="single" w:space="0" w:color="D3D3D3"/>
-              <w:end w:val="single" w:space="0" w:color="D3D3D3"/>
-            </w:tcBorders>
-          </w:tcPr>
-          <w:p>
-            <w:pPr>
-              <w:spacing w:before="0" w:after="60"/>
-              <w:keepNext/>
-              <w:jc w:val="end"/>
-            </w:pPr>
-            <w:r>
-              <w:rPr>
-                <w:rFonts w:ascii="Calibri" w:hAnsi="Calibri"/>
-                <w:sz w:val="20"/>
-              </w:rPr>
-              <w:t xml:space="default">0.36</w:t>
+              <w:t xml:space="default">0.12</w:t>
+            </w:r>
+          </w:p>
+        </w:tc>
+        <w:tc>
+          <w:tcPr>
+            <w:tcBorders>
+              <w:top w:val="single" w:space="0" w:color="D3D3D3"/>
+              <w:bottom w:val="single" w:space="0" w:color="D3D3D3"/>
+              <w:start w:val="single" w:space="0" w:color="D3D3D3"/>
+              <w:end w:val="single" w:space="0" w:color="D3D3D3"/>
+            </w:tcBorders>
+          </w:tcPr>
+          <w:p>
+            <w:pPr>
+              <w:spacing w:before="0" w:after="60"/>
+              <w:keepNext/>
+              <w:jc w:val="end"/>
+            </w:pPr>
+            <w:r>
+              <w:rPr>
+                <w:rFonts w:ascii="Calibri" w:hAnsi="Calibri"/>
+                <w:sz w:val="20"/>
+              </w:rPr>
+              <w:t xml:space="default">0.39</w:t>
             </w:r>
           </w:p>
         </w:tc>
@@ -1323,7 +1323,7 @@
                 <w:rFonts w:ascii="Calibri" w:hAnsi="Calibri"/>
                 <w:sz w:val="20"/>
               </w:rPr>
-              <w:t xml:space="default">9</w:t>
+              <w:t xml:space="default">0</w:t>
             </w:r>
           </w:p>
         </w:tc>
@@ -1376,7 +1376,7 @@
                 <w:rFonts w:ascii="Calibri" w:hAnsi="Calibri"/>
                 <w:sz w:val="20"/>
               </w:rPr>
-              <w:t xml:space="default">M4_av</w:t>
+              <w:t xml:space="default">M4_fqcy</w:t>
             </w:r>
           </w:p>
         </w:tc>
@@ -1424,31 +1424,31 @@
                 <w:rFonts w:ascii="Calibri" w:hAnsi="Calibri"/>
                 <w:sz w:val="20"/>
               </w:rPr>
-              <w:t xml:space="default">0.56</w:t>
-            </w:r>
-          </w:p>
-        </w:tc>
-        <w:tc>
-          <w:tcPr>
-            <w:tcBorders>
-              <w:top w:val="single" w:space="0" w:color="D3D3D3"/>
-              <w:bottom w:val="single" w:space="0" w:color="D3D3D3"/>
-              <w:start w:val="single" w:space="0" w:color="D3D3D3"/>
-              <w:end w:val="single" w:space="0" w:color="D3D3D3"/>
-            </w:tcBorders>
-          </w:tcPr>
-          <w:p>
-            <w:pPr>
-              <w:spacing w:before="0" w:after="60"/>
-              <w:keepNext/>
-              <w:jc w:val="end"/>
-            </w:pPr>
-            <w:r>
-              <w:rPr>
-                <w:rFonts w:ascii="Calibri" w:hAnsi="Calibri"/>
-                <w:sz w:val="20"/>
-              </w:rPr>
-              <w:t xml:space="default">0.78</w:t>
+              <w:t xml:space="default">0.47</w:t>
+            </w:r>
+          </w:p>
+        </w:tc>
+        <w:tc>
+          <w:tcPr>
+            <w:tcBorders>
+              <w:top w:val="single" w:space="0" w:color="D3D3D3"/>
+              <w:bottom w:val="single" w:space="0" w:color="D3D3D3"/>
+              <w:start w:val="single" w:space="0" w:color="D3D3D3"/>
+              <w:end w:val="single" w:space="0" w:color="D3D3D3"/>
+            </w:tcBorders>
+          </w:tcPr>
+          <w:p>
+            <w:pPr>
+              <w:spacing w:before="0" w:after="60"/>
+              <w:keepNext/>
+              <w:jc w:val="end"/>
+            </w:pPr>
+            <w:r>
+              <w:rPr>
+                <w:rFonts w:ascii="Calibri" w:hAnsi="Calibri"/>
+                <w:sz w:val="20"/>
+              </w:rPr>
+              <w:t xml:space="default">0.81</w:t>
             </w:r>
           </w:p>
         </w:tc>
@@ -1549,127 +1549,127 @@
                 <w:rFonts w:ascii="Calibri" w:hAnsi="Calibri"/>
                 <w:sz w:val="20"/>
               </w:rPr>
-              <w:t xml:space="default">M4_av</w:t>
-            </w:r>
-          </w:p>
-        </w:tc>
-        <w:tc>
-          <w:tcPr>
-            <w:tcBorders>
-              <w:top w:val="single" w:space="0" w:color="D3D3D3"/>
-              <w:bottom w:val="single" w:space="0" w:color="D3D3D3"/>
-              <w:start w:val="single" w:space="0" w:color="D3D3D3"/>
-              <w:end w:val="single" w:space="0" w:color="D3D3D3"/>
-            </w:tcBorders>
-          </w:tcPr>
-          <w:p>
-            <w:pPr>
-              <w:spacing w:before="0" w:after="60"/>
-              <w:keepNext/>
-              <w:jc w:val="start"/>
-            </w:pPr>
-            <w:r>
-              <w:rPr>
-                <w:rFonts w:ascii="Calibri" w:hAnsi="Calibri"/>
-                <w:sz w:val="20"/>
-              </w:rPr>
-              <w:t xml:space="default">s(Hur100_av)</w:t>
-            </w:r>
-          </w:p>
-        </w:tc>
-        <w:tc>
-          <w:tcPr>
-            <w:tcBorders>
-              <w:top w:val="single" w:space="0" w:color="D3D3D3"/>
-              <w:bottom w:val="single" w:space="0" w:color="D3D3D3"/>
-              <w:start w:val="single" w:space="0" w:color="D3D3D3"/>
-              <w:end w:val="single" w:space="0" w:color="D3D3D3"/>
-            </w:tcBorders>
-          </w:tcPr>
-          <w:p>
-            <w:pPr>
-              <w:spacing w:before="0" w:after="60"/>
-              <w:keepNext/>
-              <w:jc w:val="start"/>
-            </w:pPr>
-            <w:r>
-              <w:rPr>
-                <w:rFonts w:ascii="Calibri" w:hAnsi="Calibri"/>
-                <w:sz w:val="20"/>
-              </w:rPr>
-              <w:t xml:space="default">0.0092</w:t>
-            </w:r>
-          </w:p>
-        </w:tc>
-        <w:tc>
-          <w:tcPr>
-            <w:tcBorders>
-              <w:top w:val="single" w:space="0" w:color="D3D3D3"/>
-              <w:bottom w:val="single" w:space="0" w:color="D3D3D3"/>
-              <w:start w:val="single" w:space="0" w:color="D3D3D3"/>
-              <w:end w:val="single" w:space="0" w:color="D3D3D3"/>
-            </w:tcBorders>
-          </w:tcPr>
-          <w:p>
-            <w:pPr>
-              <w:spacing w:before="0" w:after="60"/>
-              <w:keepNext/>
-              <w:jc w:val="end"/>
-            </w:pPr>
-            <w:r>
-              <w:rPr>
-                <w:rFonts w:ascii="Calibri" w:hAnsi="Calibri"/>
-                <w:sz w:val="20"/>
-              </w:rPr>
-              <w:t xml:space="default">0.21</w:t>
-            </w:r>
-          </w:p>
-        </w:tc>
-        <w:tc>
-          <w:tcPr>
-            <w:tcBorders>
-              <w:top w:val="single" w:space="0" w:color="D3D3D3"/>
-              <w:bottom w:val="single" w:space="0" w:color="D3D3D3"/>
-              <w:start w:val="single" w:space="0" w:color="D3D3D3"/>
-              <w:end w:val="single" w:space="0" w:color="D3D3D3"/>
-            </w:tcBorders>
-          </w:tcPr>
-          <w:p>
-            <w:pPr>
-              <w:spacing w:before="0" w:after="60"/>
-              <w:keepNext/>
-              <w:jc w:val="end"/>
-            </w:pPr>
-            <w:r>
-              <w:rPr>
-                <w:rFonts w:ascii="Calibri" w:hAnsi="Calibri"/>
-                <w:sz w:val="20"/>
-              </w:rPr>
-              <w:t xml:space="default">4.3</w:t>
-            </w:r>
-          </w:p>
-        </w:tc>
-        <w:tc>
-          <w:tcPr>
-            <w:tcBorders>
-              <w:top w:val="single" w:space="0" w:color="D3D3D3"/>
-              <w:bottom w:val="single" w:space="0" w:color="D3D3D3"/>
-              <w:start w:val="single" w:space="0" w:color="D3D3D3"/>
-              <w:end w:val="single" w:space="0" w:color="D3D3D3"/>
-            </w:tcBorders>
-          </w:tcPr>
-          <w:p>
-            <w:pPr>
-              <w:spacing w:before="0" w:after="60"/>
-              <w:keepNext/>
-              <w:jc w:val="end"/>
-            </w:pPr>
-            <w:r>
-              <w:rPr>
-                <w:rFonts w:ascii="Calibri" w:hAnsi="Calibri"/>
-                <w:sz w:val="20"/>
-              </w:rPr>
-              <w:t xml:space="default">98</w:t>
+              <w:t xml:space="default">M4_fqcy</w:t>
+            </w:r>
+          </w:p>
+        </w:tc>
+        <w:tc>
+          <w:tcPr>
+            <w:tcBorders>
+              <w:top w:val="single" w:space="0" w:color="D3D3D3"/>
+              <w:bottom w:val="single" w:space="0" w:color="D3D3D3"/>
+              <w:start w:val="single" w:space="0" w:color="D3D3D3"/>
+              <w:end w:val="single" w:space="0" w:color="D3D3D3"/>
+            </w:tcBorders>
+          </w:tcPr>
+          <w:p>
+            <w:pPr>
+              <w:spacing w:before="0" w:after="60"/>
+              <w:keepNext/>
+              <w:jc w:val="start"/>
+            </w:pPr>
+            <w:r>
+              <w:rPr>
+                <w:rFonts w:ascii="Calibri" w:hAnsi="Calibri"/>
+                <w:sz w:val="20"/>
+              </w:rPr>
+              <w:t xml:space="default">s(Hur100_fqcy)</w:t>
+            </w:r>
+          </w:p>
+        </w:tc>
+        <w:tc>
+          <w:tcPr>
+            <w:tcBorders>
+              <w:top w:val="single" w:space="0" w:color="D3D3D3"/>
+              <w:bottom w:val="single" w:space="0" w:color="D3D3D3"/>
+              <w:start w:val="single" w:space="0" w:color="D3D3D3"/>
+              <w:end w:val="single" w:space="0" w:color="D3D3D3"/>
+            </w:tcBorders>
+          </w:tcPr>
+          <w:p>
+            <w:pPr>
+              <w:spacing w:before="0" w:after="60"/>
+              <w:keepNext/>
+              <w:jc w:val="start"/>
+            </w:pPr>
+            <w:r>
+              <w:rPr>
+                <w:rFonts w:ascii="Calibri" w:hAnsi="Calibri"/>
+                <w:sz w:val="20"/>
+              </w:rPr>
+              <w:t xml:space="default">0.081</w:t>
+            </w:r>
+          </w:p>
+        </w:tc>
+        <w:tc>
+          <w:tcPr>
+            <w:tcBorders>
+              <w:top w:val="single" w:space="0" w:color="D3D3D3"/>
+              <w:bottom w:val="single" w:space="0" w:color="D3D3D3"/>
+              <w:start w:val="single" w:space="0" w:color="D3D3D3"/>
+              <w:end w:val="single" w:space="0" w:color="D3D3D3"/>
+            </w:tcBorders>
+          </w:tcPr>
+          <w:p>
+            <w:pPr>
+              <w:spacing w:before="0" w:after="60"/>
+              <w:keepNext/>
+              <w:jc w:val="end"/>
+            </w:pPr>
+            <w:r>
+              <w:rPr>
+                <w:rFonts w:ascii="Calibri" w:hAnsi="Calibri"/>
+                <w:sz w:val="20"/>
+              </w:rPr>
+              <w:t xml:space="default">0.87</w:t>
+            </w:r>
+          </w:p>
+        </w:tc>
+        <w:tc>
+          <w:tcPr>
+            <w:tcBorders>
+              <w:top w:val="single" w:space="0" w:color="D3D3D3"/>
+              <w:bottom w:val="single" w:space="0" w:color="D3D3D3"/>
+              <w:start w:val="single" w:space="0" w:color="D3D3D3"/>
+              <w:end w:val="single" w:space="0" w:color="D3D3D3"/>
+            </w:tcBorders>
+          </w:tcPr>
+          <w:p>
+            <w:pPr>
+              <w:spacing w:before="0" w:after="60"/>
+              <w:keepNext/>
+              <w:jc w:val="end"/>
+            </w:pPr>
+            <w:r>
+              <w:rPr>
+                <w:rFonts w:ascii="Calibri" w:hAnsi="Calibri"/>
+                <w:sz w:val="20"/>
+              </w:rPr>
+              <w:t xml:space="default">2.5</w:t>
+            </w:r>
+          </w:p>
+        </w:tc>
+        <w:tc>
+          <w:tcPr>
+            <w:tcBorders>
+              <w:top w:val="single" w:space="0" w:color="D3D3D3"/>
+              <w:bottom w:val="single" w:space="0" w:color="D3D3D3"/>
+              <w:start w:val="single" w:space="0" w:color="D3D3D3"/>
+              <w:end w:val="single" w:space="0" w:color="D3D3D3"/>
+            </w:tcBorders>
+          </w:tcPr>
+          <w:p>
+            <w:pPr>
+              <w:spacing w:before="0" w:after="60"/>
+              <w:keepNext/>
+              <w:jc w:val="end"/>
+            </w:pPr>
+            <w:r>
+              <w:rPr>
+                <w:rFonts w:ascii="Calibri" w:hAnsi="Calibri"/>
+                <w:sz w:val="20"/>
+              </w:rPr>
+              <w:t xml:space="default">2</w:t>
             </w:r>
           </w:p>
         </w:tc>
@@ -1754,127 +1754,127 @@
                 <w:rFonts w:ascii="Calibri" w:hAnsi="Calibri"/>
                 <w:sz w:val="20"/>
               </w:rPr>
-              <w:t xml:space="default">M_hf</w:t>
-            </w:r>
-          </w:p>
-        </w:tc>
-        <w:tc>
-          <w:tcPr>
-            <w:tcBorders>
-              <w:top w:val="single" w:space="0" w:color="D3D3D3"/>
-              <w:bottom w:val="single" w:space="0" w:color="D3D3D3"/>
-              <w:start w:val="single" w:space="0" w:color="D3D3D3"/>
-              <w:end w:val="single" w:space="0" w:color="D3D3D3"/>
-            </w:tcBorders>
-          </w:tcPr>
-          <w:p>
-            <w:pPr>
-              <w:spacing w:before="0" w:after="60"/>
-              <w:keepNext/>
-              <w:jc w:val="start"/>
-            </w:pPr>
-            <w:r>
-              <w:rPr>
-                <w:rFonts w:ascii="Calibri" w:hAnsi="Calibri"/>
-                <w:sz w:val="20"/>
-              </w:rPr>
-              <w:t xml:space="default">s(Hur100_fqcy)</w:t>
-            </w:r>
-          </w:p>
-        </w:tc>
-        <w:tc>
-          <w:tcPr>
-            <w:tcBorders>
-              <w:top w:val="single" w:space="0" w:color="D3D3D3"/>
-              <w:bottom w:val="single" w:space="0" w:color="D3D3D3"/>
-              <w:start w:val="single" w:space="0" w:color="D3D3D3"/>
-              <w:end w:val="single" w:space="0" w:color="D3D3D3"/>
-            </w:tcBorders>
-          </w:tcPr>
-          <w:p>
-            <w:pPr>
-              <w:spacing w:before="0" w:after="60"/>
-              <w:keepNext/>
-              <w:jc w:val="start"/>
-            </w:pPr>
-            <w:r>
-              <w:rPr>
-                <w:rFonts w:ascii="Calibri" w:hAnsi="Calibri"/>
-                <w:sz w:val="20"/>
-              </w:rPr>
-              <w:t xml:space="default">0.00057</w:t>
-            </w:r>
-          </w:p>
-        </w:tc>
-        <w:tc>
-          <w:tcPr>
-            <w:tcBorders>
-              <w:top w:val="single" w:space="0" w:color="D3D3D3"/>
-              <w:bottom w:val="single" w:space="0" w:color="D3D3D3"/>
-              <w:start w:val="single" w:space="0" w:color="D3D3D3"/>
-              <w:end w:val="single" w:space="0" w:color="D3D3D3"/>
-            </w:tcBorders>
-          </w:tcPr>
-          <w:p>
-            <w:pPr>
-              <w:spacing w:before="0" w:after="60"/>
-              <w:keepNext/>
-              <w:jc w:val="end"/>
-            </w:pPr>
-            <w:r>
-              <w:rPr>
-                <w:rFonts w:ascii="Calibri" w:hAnsi="Calibri"/>
-                <w:sz w:val="20"/>
-              </w:rPr>
-              <w:t xml:space="default">0.94</w:t>
-            </w:r>
-          </w:p>
-        </w:tc>
-        <w:tc>
-          <w:tcPr>
-            <w:tcBorders>
-              <w:top w:val="single" w:space="0" w:color="D3D3D3"/>
-              <w:bottom w:val="single" w:space="0" w:color="D3D3D3"/>
-              <w:start w:val="single" w:space="0" w:color="D3D3D3"/>
-              <w:end w:val="single" w:space="0" w:color="D3D3D3"/>
-            </w:tcBorders>
-          </w:tcPr>
-          <w:p>
-            <w:pPr>
-              <w:spacing w:before="0" w:after="60"/>
-              <w:keepNext/>
-              <w:jc w:val="end"/>
-            </w:pPr>
-            <w:r>
-              <w:rPr>
-                <w:rFonts w:ascii="Calibri" w:hAnsi="Calibri"/>
-                <w:sz w:val="20"/>
-              </w:rPr>
-              <w:t xml:space="default">0.4</w:t>
-            </w:r>
-          </w:p>
-        </w:tc>
-        <w:tc>
-          <w:tcPr>
-            <w:tcBorders>
-              <w:top w:val="single" w:space="0" w:color="D3D3D3"/>
-              <w:bottom w:val="single" w:space="0" w:color="D3D3D3"/>
-              <w:start w:val="single" w:space="0" w:color="D3D3D3"/>
-              <w:end w:val="single" w:space="0" w:color="D3D3D3"/>
-            </w:tcBorders>
-          </w:tcPr>
-          <w:p>
-            <w:pPr>
-              <w:spacing w:before="0" w:after="60"/>
-              <w:keepNext/>
-              <w:jc w:val="end"/>
-            </w:pPr>
-            <w:r>
-              <w:rPr>
-                <w:rFonts w:ascii="Calibri" w:hAnsi="Calibri"/>
-                <w:sz w:val="20"/>
-              </w:rPr>
-              <w:t xml:space="default">89</w:t>
+              <w:t xml:space="default">M_temp</w:t>
+            </w:r>
+          </w:p>
+        </w:tc>
+        <w:tc>
+          <w:tcPr>
+            <w:tcBorders>
+              <w:top w:val="single" w:space="0" w:color="D3D3D3"/>
+              <w:bottom w:val="single" w:space="0" w:color="D3D3D3"/>
+              <w:start w:val="single" w:space="0" w:color="D3D3D3"/>
+              <w:end w:val="single" w:space="0" w:color="D3D3D3"/>
+            </w:tcBorders>
+          </w:tcPr>
+          <w:p>
+            <w:pPr>
+              <w:spacing w:before="0" w:after="60"/>
+              <w:keepNext/>
+              <w:jc w:val="start"/>
+            </w:pPr>
+            <w:r>
+              <w:rPr>
+                <w:rFonts w:ascii="Calibri" w:hAnsi="Calibri"/>
+                <w:sz w:val="20"/>
+              </w:rPr>
+              <w:t xml:space="default">s(GMHT_CPS0_30N)</w:t>
+            </w:r>
+          </w:p>
+        </w:tc>
+        <w:tc>
+          <w:tcPr>
+            <w:tcBorders>
+              <w:top w:val="single" w:space="0" w:color="D3D3D3"/>
+              <w:bottom w:val="single" w:space="0" w:color="D3D3D3"/>
+              <w:start w:val="single" w:space="0" w:color="D3D3D3"/>
+              <w:end w:val="single" w:space="0" w:color="D3D3D3"/>
+            </w:tcBorders>
+          </w:tcPr>
+          <w:p>
+            <w:pPr>
+              <w:spacing w:before="0" w:after="60"/>
+              <w:keepNext/>
+              <w:jc w:val="start"/>
+            </w:pPr>
+            <w:r>
+              <w:rPr>
+                <w:rFonts w:ascii="Calibri" w:hAnsi="Calibri"/>
+                <w:sz w:val="20"/>
+              </w:rPr>
+              <w:t xml:space="default">0.0097</w:t>
+            </w:r>
+          </w:p>
+        </w:tc>
+        <w:tc>
+          <w:tcPr>
+            <w:tcBorders>
+              <w:top w:val="single" w:space="0" w:color="D3D3D3"/>
+              <w:bottom w:val="single" w:space="0" w:color="D3D3D3"/>
+              <w:start w:val="single" w:space="0" w:color="D3D3D3"/>
+              <w:end w:val="single" w:space="0" w:color="D3D3D3"/>
+            </w:tcBorders>
+          </w:tcPr>
+          <w:p>
+            <w:pPr>
+              <w:spacing w:before="0" w:after="60"/>
+              <w:keepNext/>
+              <w:jc w:val="end"/>
+            </w:pPr>
+            <w:r>
+              <w:rPr>
+                <w:rFonts w:ascii="Calibri" w:hAnsi="Calibri"/>
+                <w:sz w:val="20"/>
+              </w:rPr>
+              <w:t xml:space="default">0.096</w:t>
+            </w:r>
+          </w:p>
+        </w:tc>
+        <w:tc>
+          <w:tcPr>
+            <w:tcBorders>
+              <w:top w:val="single" w:space="0" w:color="D3D3D3"/>
+              <w:bottom w:val="single" w:space="0" w:color="D3D3D3"/>
+              <w:start w:val="single" w:space="0" w:color="D3D3D3"/>
+              <w:end w:val="single" w:space="0" w:color="D3D3D3"/>
+            </w:tcBorders>
+          </w:tcPr>
+          <w:p>
+            <w:pPr>
+              <w:spacing w:before="0" w:after="60"/>
+              <w:keepNext/>
+              <w:jc w:val="end"/>
+            </w:pPr>
+            <w:r>
+              <w:rPr>
+                <w:rFonts w:ascii="Calibri" w:hAnsi="Calibri"/>
+                <w:sz w:val="20"/>
+              </w:rPr>
+              <w:t xml:space="default">0.2</w:t>
+            </w:r>
+          </w:p>
+        </w:tc>
+        <w:tc>
+          <w:tcPr>
+            <w:tcBorders>
+              <w:top w:val="single" w:space="0" w:color="D3D3D3"/>
+              <w:bottom w:val="single" w:space="0" w:color="D3D3D3"/>
+              <w:start w:val="single" w:space="0" w:color="D3D3D3"/>
+              <w:end w:val="single" w:space="0" w:color="D3D3D3"/>
+            </w:tcBorders>
+          </w:tcPr>
+          <w:p>
+            <w:pPr>
+              <w:spacing w:before="0" w:after="60"/>
+              <w:keepNext/>
+              <w:jc w:val="end"/>
+            </w:pPr>
+            <w:r>
+              <w:rPr>
+                <w:rFonts w:ascii="Calibri" w:hAnsi="Calibri"/>
+                <w:sz w:val="20"/>
+              </w:rPr>
+              <w:t xml:space="default">96</w:t>
             </w:r>
           </w:p>
         </w:tc>
@@ -1927,127 +1927,127 @@
                 <w:rFonts w:ascii="Calibri" w:hAnsi="Calibri"/>
                 <w:sz w:val="20"/>
               </w:rPr>
-              <w:t xml:space="default">M6_fqcy</w:t>
-            </w:r>
-          </w:p>
-        </w:tc>
-        <w:tc>
-          <w:tcPr>
-            <w:tcBorders>
-              <w:top w:val="single" w:space="0" w:color="D3D3D3"/>
-              <w:bottom w:val="single" w:space="0" w:color="D3D3D3"/>
-              <w:start w:val="single" w:space="0" w:color="D3D3D3"/>
-              <w:end w:val="single" w:space="0" w:color="D3D3D3"/>
-            </w:tcBorders>
-          </w:tcPr>
-          <w:p>
-            <w:pPr>
-              <w:spacing w:before="0" w:after="60"/>
-              <w:keepNext/>
-              <w:jc w:val="start"/>
-            </w:pPr>
-            <w:r>
-              <w:rPr>
-                <w:rFonts w:ascii="Calibri" w:hAnsi="Calibri"/>
-                <w:sz w:val="20"/>
-              </w:rPr>
-              <w:t xml:space="default">Hydro</w:t>
-            </w:r>
-          </w:p>
-        </w:tc>
-        <w:tc>
-          <w:tcPr>
-            <w:tcBorders>
-              <w:top w:val="single" w:space="0" w:color="D3D3D3"/>
-              <w:bottom w:val="single" w:space="0" w:color="D3D3D3"/>
-              <w:start w:val="single" w:space="0" w:color="D3D3D3"/>
-              <w:end w:val="single" w:space="0" w:color="D3D3D3"/>
-            </w:tcBorders>
-          </w:tcPr>
-          <w:p>
-            <w:pPr>
-              <w:spacing w:before="0" w:after="60"/>
-              <w:keepNext/>
-              <w:jc w:val="start"/>
-            </w:pPr>
-            <w:r>
-              <w:rPr>
-                <w:rFonts w:ascii="Calibri" w:hAnsi="Calibri"/>
-                <w:sz w:val="20"/>
-              </w:rPr>
-              <w:t xml:space="default">0.088</w:t>
-            </w:r>
-          </w:p>
-        </w:tc>
-        <w:tc>
-          <w:tcPr>
-            <w:tcBorders>
-              <w:top w:val="single" w:space="0" w:color="D3D3D3"/>
-              <w:bottom w:val="single" w:space="0" w:color="D3D3D3"/>
-              <w:start w:val="single" w:space="0" w:color="D3D3D3"/>
-              <w:end w:val="single" w:space="0" w:color="D3D3D3"/>
-            </w:tcBorders>
-          </w:tcPr>
-          <w:p>
-            <w:pPr>
-              <w:spacing w:before="0" w:after="60"/>
-              <w:keepNext/>
-              <w:jc w:val="end"/>
-            </w:pPr>
-            <w:r>
-              <w:rPr>
-                <w:rFonts w:ascii="Calibri" w:hAnsi="Calibri"/>
-                <w:sz w:val="20"/>
-              </w:rPr>
-              <w:t xml:space="default">0.3</w:t>
-            </w:r>
-          </w:p>
-        </w:tc>
-        <w:tc>
-          <w:tcPr>
-            <w:tcBorders>
-              <w:top w:val="single" w:space="0" w:color="D3D3D3"/>
-              <w:bottom w:val="single" w:space="0" w:color="D3D3D3"/>
-              <w:start w:val="single" w:space="0" w:color="D3D3D3"/>
-              <w:end w:val="single" w:space="0" w:color="D3D3D3"/>
-            </w:tcBorders>
-          </w:tcPr>
-          <w:p>
-            <w:pPr>
-              <w:spacing w:before="0" w:after="60"/>
-              <w:keepNext/>
-              <w:jc w:val="end"/>
-            </w:pPr>
-            <w:r>
-              <w:rPr>
-                <w:rFonts w:ascii="Calibri" w:hAnsi="Calibri"/>
-                <w:sz w:val="20"/>
-              </w:rPr>
-              <w:t xml:space="default">6.0</w:t>
-            </w:r>
-          </w:p>
-        </w:tc>
-        <w:tc>
-          <w:tcPr>
-            <w:tcBorders>
-              <w:top w:val="single" w:space="0" w:color="D3D3D3"/>
-              <w:bottom w:val="single" w:space="0" w:color="D3D3D3"/>
-              <w:start w:val="single" w:space="0" w:color="D3D3D3"/>
-              <w:end w:val="single" w:space="0" w:color="D3D3D3"/>
-            </w:tcBorders>
-          </w:tcPr>
-          <w:p>
-            <w:pPr>
-              <w:spacing w:before="0" w:after="60"/>
-              <w:keepNext/>
-              <w:jc w:val="end"/>
-            </w:pPr>
-            <w:r>
-              <w:rPr>
-                <w:rFonts w:ascii="Calibri" w:hAnsi="Calibri"/>
-                <w:sz w:val="20"/>
-              </w:rPr>
-              <w:t xml:space="default">22</w:t>
+              <w:t xml:space="default">M4_av</w:t>
+            </w:r>
+          </w:p>
+        </w:tc>
+        <w:tc>
+          <w:tcPr>
+            <w:tcBorders>
+              <w:top w:val="single" w:space="0" w:color="D3D3D3"/>
+              <w:bottom w:val="single" w:space="0" w:color="D3D3D3"/>
+              <w:start w:val="single" w:space="0" w:color="D3D3D3"/>
+              <w:end w:val="single" w:space="0" w:color="D3D3D3"/>
+            </w:tcBorders>
+          </w:tcPr>
+          <w:p>
+            <w:pPr>
+              <w:spacing w:before="0" w:after="60"/>
+              <w:keepNext/>
+              <w:jc w:val="start"/>
+            </w:pPr>
+            <w:r>
+              <w:rPr>
+                <w:rFonts w:ascii="Calibri" w:hAnsi="Calibri"/>
+                <w:sz w:val="20"/>
+              </w:rPr>
+              <w:t xml:space="default">s(GMHT_CPS0_30N)</w:t>
+            </w:r>
+          </w:p>
+        </w:tc>
+        <w:tc>
+          <w:tcPr>
+            <w:tcBorders>
+              <w:top w:val="single" w:space="0" w:color="D3D3D3"/>
+              <w:bottom w:val="single" w:space="0" w:color="D3D3D3"/>
+              <w:start w:val="single" w:space="0" w:color="D3D3D3"/>
+              <w:end w:val="single" w:space="0" w:color="D3D3D3"/>
+            </w:tcBorders>
+          </w:tcPr>
+          <w:p>
+            <w:pPr>
+              <w:spacing w:before="0" w:after="60"/>
+              <w:keepNext/>
+              <w:jc w:val="start"/>
+            </w:pPr>
+            <w:r>
+              <w:rPr>
+                <w:rFonts w:ascii="Calibri" w:hAnsi="Calibri"/>
+                <w:sz w:val="20"/>
+              </w:rPr>
+              <w:t xml:space="default">&lt;1e-04</w:t>
+            </w:r>
+          </w:p>
+        </w:tc>
+        <w:tc>
+          <w:tcPr>
+            <w:tcBorders>
+              <w:top w:val="single" w:space="0" w:color="D3D3D3"/>
+              <w:bottom w:val="single" w:space="0" w:color="D3D3D3"/>
+              <w:start w:val="single" w:space="0" w:color="D3D3D3"/>
+              <w:end w:val="single" w:space="0" w:color="D3D3D3"/>
+            </w:tcBorders>
+          </w:tcPr>
+          <w:p>
+            <w:pPr>
+              <w:spacing w:before="0" w:after="60"/>
+              <w:keepNext/>
+              <w:jc w:val="end"/>
+            </w:pPr>
+            <w:r>
+              <w:rPr>
+                <w:rFonts w:ascii="Calibri" w:hAnsi="Calibri"/>
+                <w:sz w:val="20"/>
+              </w:rPr>
+              <w:t xml:space="default">0.00082</w:t>
+            </w:r>
+          </w:p>
+        </w:tc>
+        <w:tc>
+          <w:tcPr>
+            <w:tcBorders>
+              <w:top w:val="single" w:space="0" w:color="D3D3D3"/>
+              <w:bottom w:val="single" w:space="0" w:color="D3D3D3"/>
+              <w:start w:val="single" w:space="0" w:color="D3D3D3"/>
+              <w:end w:val="single" w:space="0" w:color="D3D3D3"/>
+            </w:tcBorders>
+          </w:tcPr>
+          <w:p>
+            <w:pPr>
+              <w:spacing w:before="0" w:after="60"/>
+              <w:keepNext/>
+              <w:jc w:val="end"/>
+            </w:pPr>
+            <w:r>
+              <w:rPr>
+                <w:rFonts w:ascii="Calibri" w:hAnsi="Calibri"/>
+                <w:sz w:val="20"/>
+              </w:rPr>
+              <w:t xml:space="default">5.5</w:t>
+            </w:r>
+          </w:p>
+        </w:tc>
+        <w:tc>
+          <w:tcPr>
+            <w:tcBorders>
+              <w:top w:val="single" w:space="0" w:color="D3D3D3"/>
+              <w:bottom w:val="single" w:space="0" w:color="D3D3D3"/>
+              <w:start w:val="single" w:space="0" w:color="D3D3D3"/>
+              <w:end w:val="single" w:space="0" w:color="D3D3D3"/>
+            </w:tcBorders>
+          </w:tcPr>
+          <w:p>
+            <w:pPr>
+              <w:spacing w:before="0" w:after="60"/>
+              <w:keepNext/>
+              <w:jc w:val="end"/>
+            </w:pPr>
+            <w:r>
+              <w:rPr>
+                <w:rFonts w:ascii="Calibri" w:hAnsi="Calibri"/>
+                <w:sz w:val="20"/>
+              </w:rPr>
+              <w:t xml:space="default">100</w:t>
             </w:r>
           </w:p>
         </w:tc>
@@ -2100,127 +2100,127 @@
                 <w:rFonts w:ascii="Calibri" w:hAnsi="Calibri"/>
                 <w:sz w:val="20"/>
               </w:rPr>
-              <w:t xml:space="default">M6_fqcy</w:t>
-            </w:r>
-          </w:p>
-        </w:tc>
-        <w:tc>
-          <w:tcPr>
-            <w:tcBorders>
-              <w:top w:val="single" w:space="0" w:color="D3D3D3"/>
-              <w:bottom w:val="single" w:space="0" w:color="D3D3D3"/>
-              <w:start w:val="single" w:space="0" w:color="D3D3D3"/>
-              <w:end w:val="single" w:space="0" w:color="D3D3D3"/>
-            </w:tcBorders>
-          </w:tcPr>
-          <w:p>
-            <w:pPr>
-              <w:spacing w:before="0" w:after="60"/>
-              <w:keepNext/>
-              <w:jc w:val="start"/>
-            </w:pPr>
-            <w:r>
-              <w:rPr>
-                <w:rFonts w:ascii="Calibri" w:hAnsi="Calibri"/>
-                <w:sz w:val="20"/>
-              </w:rPr>
-              <w:t xml:space="default">Thermal</w:t>
-            </w:r>
-          </w:p>
-        </w:tc>
-        <w:tc>
-          <w:tcPr>
-            <w:tcBorders>
-              <w:top w:val="single" w:space="0" w:color="D3D3D3"/>
-              <w:bottom w:val="single" w:space="0" w:color="D3D3D3"/>
-              <w:start w:val="single" w:space="0" w:color="D3D3D3"/>
-              <w:end w:val="single" w:space="0" w:color="D3D3D3"/>
-            </w:tcBorders>
-          </w:tcPr>
-          <w:p>
-            <w:pPr>
-              <w:spacing w:before="0" w:after="60"/>
-              <w:keepNext/>
-              <w:jc w:val="start"/>
-            </w:pPr>
-            <w:r>
-              <w:rPr>
-                <w:rFonts w:ascii="Calibri" w:hAnsi="Calibri"/>
-                <w:sz w:val="20"/>
-              </w:rPr>
-              <w:t xml:space="default">0.0017</w:t>
-            </w:r>
-          </w:p>
-        </w:tc>
-        <w:tc>
-          <w:tcPr>
-            <w:tcBorders>
-              <w:top w:val="single" w:space="0" w:color="D3D3D3"/>
-              <w:bottom w:val="single" w:space="0" w:color="D3D3D3"/>
-              <w:start w:val="single" w:space="0" w:color="D3D3D3"/>
-              <w:end w:val="single" w:space="0" w:color="D3D3D3"/>
-            </w:tcBorders>
-          </w:tcPr>
-          <w:p>
-            <w:pPr>
-              <w:spacing w:before="0" w:after="60"/>
-              <w:keepNext/>
-              <w:jc w:val="end"/>
-            </w:pPr>
-            <w:r>
-              <w:rPr>
-                <w:rFonts w:ascii="Calibri" w:hAnsi="Calibri"/>
-                <w:sz w:val="20"/>
-              </w:rPr>
-              <w:t xml:space="default">0.0059</w:t>
-            </w:r>
-          </w:p>
-        </w:tc>
-        <w:tc>
-          <w:tcPr>
-            <w:tcBorders>
-              <w:top w:val="single" w:space="0" w:color="D3D3D3"/>
-              <w:bottom w:val="single" w:space="0" w:color="D3D3D3"/>
-              <w:start w:val="single" w:space="0" w:color="D3D3D3"/>
-              <w:end w:val="single" w:space="0" w:color="D3D3D3"/>
-            </w:tcBorders>
-          </w:tcPr>
-          <w:p>
-            <w:pPr>
-              <w:spacing w:before="0" w:after="60"/>
-              <w:keepNext/>
-              <w:jc w:val="end"/>
-            </w:pPr>
-            <w:r>
-              <w:rPr>
-                <w:rFonts w:ascii="Calibri" w:hAnsi="Calibri"/>
-                <w:sz w:val="20"/>
-              </w:rPr>
-              <w:t xml:space="default">0.2</w:t>
-            </w:r>
-          </w:p>
-        </w:tc>
-        <w:tc>
-          <w:tcPr>
-            <w:tcBorders>
-              <w:top w:val="single" w:space="0" w:color="D3D3D3"/>
-              <w:bottom w:val="single" w:space="0" w:color="D3D3D3"/>
-              <w:start w:val="single" w:space="0" w:color="D3D3D3"/>
-              <w:end w:val="single" w:space="0" w:color="D3D3D3"/>
-            </w:tcBorders>
-          </w:tcPr>
-          <w:p>
-            <w:pPr>
-              <w:spacing w:before="0" w:after="60"/>
-              <w:keepNext/>
-              <w:jc w:val="end"/>
-            </w:pPr>
-            <w:r>
-              <w:rPr>
-                <w:rFonts w:ascii="Calibri" w:hAnsi="Calibri"/>
-                <w:sz w:val="20"/>
-              </w:rPr>
-              <w:t xml:space="default">100</w:t>
+              <w:t xml:space="default">M4_av</w:t>
+            </w:r>
+          </w:p>
+        </w:tc>
+        <w:tc>
+          <w:tcPr>
+            <w:tcBorders>
+              <w:top w:val="single" w:space="0" w:color="D3D3D3"/>
+              <w:bottom w:val="single" w:space="0" w:color="D3D3D3"/>
+              <w:start w:val="single" w:space="0" w:color="D3D3D3"/>
+              <w:end w:val="single" w:space="0" w:color="D3D3D3"/>
+            </w:tcBorders>
+          </w:tcPr>
+          <w:p>
+            <w:pPr>
+              <w:spacing w:before="0" w:after="60"/>
+              <w:keepNext/>
+              <w:jc w:val="start"/>
+            </w:pPr>
+            <w:r>
+              <w:rPr>
+                <w:rFonts w:ascii="Calibri" w:hAnsi="Calibri"/>
+                <w:sz w:val="20"/>
+              </w:rPr>
+              <w:t xml:space="default">s(dT_raw)</w:t>
+            </w:r>
+          </w:p>
+        </w:tc>
+        <w:tc>
+          <w:tcPr>
+            <w:tcBorders>
+              <w:top w:val="single" w:space="0" w:color="D3D3D3"/>
+              <w:bottom w:val="single" w:space="0" w:color="D3D3D3"/>
+              <w:start w:val="single" w:space="0" w:color="D3D3D3"/>
+              <w:end w:val="single" w:space="0" w:color="D3D3D3"/>
+            </w:tcBorders>
+          </w:tcPr>
+          <w:p>
+            <w:pPr>
+              <w:spacing w:before="0" w:after="60"/>
+              <w:keepNext/>
+              <w:jc w:val="start"/>
+            </w:pPr>
+            <w:r>
+              <w:rPr>
+                <w:rFonts w:ascii="Calibri" w:hAnsi="Calibri"/>
+                <w:sz w:val="20"/>
+              </w:rPr>
+              <w:t xml:space="default">0.006</w:t>
+            </w:r>
+          </w:p>
+        </w:tc>
+        <w:tc>
+          <w:tcPr>
+            <w:tcBorders>
+              <w:top w:val="single" w:space="0" w:color="D3D3D3"/>
+              <w:bottom w:val="single" w:space="0" w:color="D3D3D3"/>
+              <w:start w:val="single" w:space="0" w:color="D3D3D3"/>
+              <w:end w:val="single" w:space="0" w:color="D3D3D3"/>
+            </w:tcBorders>
+          </w:tcPr>
+          <w:p>
+            <w:pPr>
+              <w:spacing w:before="0" w:after="60"/>
+              <w:keepNext/>
+              <w:jc w:val="end"/>
+            </w:pPr>
+            <w:r>
+              <w:rPr>
+                <w:rFonts w:ascii="Calibri" w:hAnsi="Calibri"/>
+                <w:sz w:val="20"/>
+              </w:rPr>
+              <w:t xml:space="default">0.38</w:t>
+            </w:r>
+          </w:p>
+        </w:tc>
+        <w:tc>
+          <w:tcPr>
+            <w:tcBorders>
+              <w:top w:val="single" w:space="0" w:color="D3D3D3"/>
+              <w:bottom w:val="single" w:space="0" w:color="D3D3D3"/>
+              <w:start w:val="single" w:space="0" w:color="D3D3D3"/>
+              <w:end w:val="single" w:space="0" w:color="D3D3D3"/>
+            </w:tcBorders>
+          </w:tcPr>
+          <w:p>
+            <w:pPr>
+              <w:spacing w:before="0" w:after="60"/>
+              <w:keepNext/>
+              <w:jc w:val="end"/>
+            </w:pPr>
+            <w:r>
+              <w:rPr>
+                <w:rFonts w:ascii="Calibri" w:hAnsi="Calibri"/>
+                <w:sz w:val="20"/>
+              </w:rPr>
+              <w:t xml:space="default">5.2</w:t>
+            </w:r>
+          </w:p>
+        </w:tc>
+        <w:tc>
+          <w:tcPr>
+            <w:tcBorders>
+              <w:top w:val="single" w:space="0" w:color="D3D3D3"/>
+              <w:bottom w:val="single" w:space="0" w:color="D3D3D3"/>
+              <w:start w:val="single" w:space="0" w:color="D3D3D3"/>
+              <w:end w:val="single" w:space="0" w:color="D3D3D3"/>
+            </w:tcBorders>
+          </w:tcPr>
+          <w:p>
+            <w:pPr>
+              <w:spacing w:before="0" w:after="60"/>
+              <w:keepNext/>
+              <w:jc w:val="end"/>
+            </w:pPr>
+            <w:r>
+              <w:rPr>
+                <w:rFonts w:ascii="Calibri" w:hAnsi="Calibri"/>
+                <w:sz w:val="20"/>
+              </w:rPr>
+              <w:t xml:space="default">96</w:t>
             </w:r>
           </w:p>
         </w:tc>
@@ -2273,127 +2273,127 @@
                 <w:rFonts w:ascii="Calibri" w:hAnsi="Calibri"/>
                 <w:sz w:val="20"/>
               </w:rPr>
-              <w:t xml:space="default">M6_fqcy</w:t>
-            </w:r>
-          </w:p>
-        </w:tc>
-        <w:tc>
-          <w:tcPr>
-            <w:tcBorders>
-              <w:top w:val="single" w:space="0" w:color="D3D3D3"/>
-              <w:bottom w:val="single" w:space="0" w:color="D3D3D3"/>
-              <w:start w:val="single" w:space="0" w:color="D3D3D3"/>
-              <w:end w:val="single" w:space="0" w:color="D3D3D3"/>
-            </w:tcBorders>
-          </w:tcPr>
-          <w:p>
-            <w:pPr>
-              <w:spacing w:before="0" w:after="60"/>
-              <w:keepNext/>
-              <w:jc w:val="start"/>
-            </w:pPr>
-            <w:r>
-              <w:rPr>
-                <w:rFonts w:ascii="Calibri" w:hAnsi="Calibri"/>
-                <w:sz w:val="20"/>
-              </w:rPr>
-              <w:t xml:space="default">s(GMHT_CPS0_30N)</w:t>
-            </w:r>
-          </w:p>
-        </w:tc>
-        <w:tc>
-          <w:tcPr>
-            <w:tcBorders>
-              <w:top w:val="single" w:space="0" w:color="D3D3D3"/>
-              <w:bottom w:val="single" w:space="0" w:color="D3D3D3"/>
-              <w:start w:val="single" w:space="0" w:color="D3D3D3"/>
-              <w:end w:val="single" w:space="0" w:color="D3D3D3"/>
-            </w:tcBorders>
-          </w:tcPr>
-          <w:p>
-            <w:pPr>
-              <w:spacing w:before="0" w:after="60"/>
-              <w:keepNext/>
-              <w:jc w:val="start"/>
-            </w:pPr>
-            <w:r>
-              <w:rPr>
-                <w:rFonts w:ascii="Calibri" w:hAnsi="Calibri"/>
-                <w:sz w:val="20"/>
-              </w:rPr>
-              <w:t xml:space="default">0.033</w:t>
-            </w:r>
-          </w:p>
-        </w:tc>
-        <w:tc>
-          <w:tcPr>
-            <w:tcBorders>
-              <w:top w:val="single" w:space="0" w:color="D3D3D3"/>
-              <w:bottom w:val="single" w:space="0" w:color="D3D3D3"/>
-              <w:start w:val="single" w:space="0" w:color="D3D3D3"/>
-              <w:end w:val="single" w:space="0" w:color="D3D3D3"/>
-            </w:tcBorders>
-          </w:tcPr>
-          <w:p>
-            <w:pPr>
-              <w:spacing w:before="0" w:after="60"/>
-              <w:keepNext/>
-              <w:jc w:val="end"/>
-            </w:pPr>
-            <w:r>
-              <w:rPr>
-                <w:rFonts w:ascii="Calibri" w:hAnsi="Calibri"/>
-                <w:sz w:val="20"/>
-              </w:rPr>
-              <w:t xml:space="default">0.52</w:t>
-            </w:r>
-          </w:p>
-        </w:tc>
-        <w:tc>
-          <w:tcPr>
-            <w:tcBorders>
-              <w:top w:val="single" w:space="0" w:color="D3D3D3"/>
-              <w:bottom w:val="single" w:space="0" w:color="D3D3D3"/>
-              <w:start w:val="single" w:space="0" w:color="D3D3D3"/>
-              <w:end w:val="single" w:space="0" w:color="D3D3D3"/>
-            </w:tcBorders>
-          </w:tcPr>
-          <w:p>
-            <w:pPr>
-              <w:spacing w:before="0" w:after="60"/>
-              <w:keepNext/>
-              <w:jc w:val="end"/>
-            </w:pPr>
-            <w:r>
-              <w:rPr>
-                <w:rFonts w:ascii="Calibri" w:hAnsi="Calibri"/>
-                <w:sz w:val="20"/>
-              </w:rPr>
-              <w:t xml:space="default">1.5</w:t>
-            </w:r>
-          </w:p>
-        </w:tc>
-        <w:tc>
-          <w:tcPr>
-            <w:tcBorders>
-              <w:top w:val="single" w:space="0" w:color="D3D3D3"/>
-              <w:bottom w:val="single" w:space="0" w:color="D3D3D3"/>
-              <w:start w:val="single" w:space="0" w:color="D3D3D3"/>
-              <w:end w:val="single" w:space="0" w:color="D3D3D3"/>
-            </w:tcBorders>
-          </w:tcPr>
-          <w:p>
-            <w:pPr>
-              <w:spacing w:before="0" w:after="60"/>
-              <w:keepNext/>
-              <w:jc w:val="end"/>
-            </w:pPr>
-            <w:r>
-              <w:rPr>
-                <w:rFonts w:ascii="Calibri" w:hAnsi="Calibri"/>
-                <w:sz w:val="20"/>
-              </w:rPr>
-              <w:t xml:space="default">41</w:t>
+              <w:t xml:space="default">M4_av</w:t>
+            </w:r>
+          </w:p>
+        </w:tc>
+        <w:tc>
+          <w:tcPr>
+            <w:tcBorders>
+              <w:top w:val="single" w:space="0" w:color="D3D3D3"/>
+              <w:bottom w:val="single" w:space="0" w:color="D3D3D3"/>
+              <w:start w:val="single" w:space="0" w:color="D3D3D3"/>
+              <w:end w:val="single" w:space="0" w:color="D3D3D3"/>
+            </w:tcBorders>
+          </w:tcPr>
+          <w:p>
+            <w:pPr>
+              <w:spacing w:before="0" w:after="60"/>
+              <w:keepNext/>
+              <w:jc w:val="start"/>
+            </w:pPr>
+            <w:r>
+              <w:rPr>
+                <w:rFonts w:ascii="Calibri" w:hAnsi="Calibri"/>
+                <w:sz w:val="20"/>
+              </w:rPr>
+              <w:t xml:space="default">s(Hur100_av)</w:t>
+            </w:r>
+          </w:p>
+        </w:tc>
+        <w:tc>
+          <w:tcPr>
+            <w:tcBorders>
+              <w:top w:val="single" w:space="0" w:color="D3D3D3"/>
+              <w:bottom w:val="single" w:space="0" w:color="D3D3D3"/>
+              <w:start w:val="single" w:space="0" w:color="D3D3D3"/>
+              <w:end w:val="single" w:space="0" w:color="D3D3D3"/>
+            </w:tcBorders>
+          </w:tcPr>
+          <w:p>
+            <w:pPr>
+              <w:spacing w:before="0" w:after="60"/>
+              <w:keepNext/>
+              <w:jc w:val="start"/>
+            </w:pPr>
+            <w:r>
+              <w:rPr>
+                <w:rFonts w:ascii="Calibri" w:hAnsi="Calibri"/>
+                <w:sz w:val="20"/>
+              </w:rPr>
+              <w:t xml:space="default">0.00063</w:t>
+            </w:r>
+          </w:p>
+        </w:tc>
+        <w:tc>
+          <w:tcPr>
+            <w:tcBorders>
+              <w:top w:val="single" w:space="0" w:color="D3D3D3"/>
+              <w:bottom w:val="single" w:space="0" w:color="D3D3D3"/>
+              <w:start w:val="single" w:space="0" w:color="D3D3D3"/>
+              <w:end w:val="single" w:space="0" w:color="D3D3D3"/>
+            </w:tcBorders>
+          </w:tcPr>
+          <w:p>
+            <w:pPr>
+              <w:spacing w:before="0" w:after="60"/>
+              <w:keepNext/>
+              <w:jc w:val="end"/>
+            </w:pPr>
+            <w:r>
+              <w:rPr>
+                <w:rFonts w:ascii="Calibri" w:hAnsi="Calibri"/>
+                <w:sz w:val="20"/>
+              </w:rPr>
+              <w:t xml:space="default">0.064</w:t>
+            </w:r>
+          </w:p>
+        </w:tc>
+        <w:tc>
+          <w:tcPr>
+            <w:tcBorders>
+              <w:top w:val="single" w:space="0" w:color="D3D3D3"/>
+              <w:bottom w:val="single" w:space="0" w:color="D3D3D3"/>
+              <w:start w:val="single" w:space="0" w:color="D3D3D3"/>
+              <w:end w:val="single" w:space="0" w:color="D3D3D3"/>
+            </w:tcBorders>
+          </w:tcPr>
+          <w:p>
+            <w:pPr>
+              <w:spacing w:before="0" w:after="60"/>
+              <w:keepNext/>
+              <w:jc w:val="end"/>
+            </w:pPr>
+            <w:r>
+              <w:rPr>
+                <w:rFonts w:ascii="Calibri" w:hAnsi="Calibri"/>
+                <w:sz w:val="20"/>
+              </w:rPr>
+              <w:t xml:space="default">0.2</w:t>
+            </w:r>
+          </w:p>
+        </w:tc>
+        <w:tc>
+          <w:tcPr>
+            <w:tcBorders>
+              <w:top w:val="single" w:space="0" w:color="D3D3D3"/>
+              <w:bottom w:val="single" w:space="0" w:color="D3D3D3"/>
+              <w:start w:val="single" w:space="0" w:color="D3D3D3"/>
+              <w:end w:val="single" w:space="0" w:color="D3D3D3"/>
+            </w:tcBorders>
+          </w:tcPr>
+          <w:p>
+            <w:pPr>
+              <w:spacing w:before="0" w:after="60"/>
+              <w:keepNext/>
+              <w:jc w:val="end"/>
+            </w:pPr>
+            <w:r>
+              <w:rPr>
+                <w:rFonts w:ascii="Calibri" w:hAnsi="Calibri"/>
+                <w:sz w:val="20"/>
+              </w:rPr>
+              <w:t xml:space="default">96</w:t>
             </w:r>
           </w:p>
         </w:tc>
@@ -2405,168 +2405,27 @@
         <w:tc>
           <w:tcPr>
             <w:tcBorders>
-              <w:top w:val="single" w:space="0" w:color="D3D3D3"/>
-              <w:bottom w:val="single" w:space="0" w:color="D3D3D3"/>
-              <w:start w:val="single" w:space="0" w:color="D3D3D3"/>
-              <w:end w:val="single" w:space="0" w:color="D3D3D3"/>
-            </w:tcBorders>
-          </w:tcPr>
-          <w:p>
-            <w:pPr>
-              <w:spacing w:before="0" w:after="60"/>
-              <w:keepNext/>
-              <w:jc w:val="center"/>
-            </w:pPr>
-            <w:r>
-              <w:rPr>
-                <w:rFonts w:ascii="Calibri" w:hAnsi="Calibri"/>
-                <w:sz w:val="20"/>
-              </w:rPr>
-              <w:t xml:space="default">Combined</w:t>
-            </w:r>
-          </w:p>
-        </w:tc>
-        <w:tc>
-          <w:tcPr>
-            <w:tcBorders>
-              <w:top w:val="single" w:space="0" w:color="D3D3D3"/>
-              <w:bottom w:val="single" w:space="0" w:color="D3D3D3"/>
-              <w:start w:val="single" w:space="0" w:color="D3D3D3"/>
-              <w:end w:val="single" w:space="0" w:color="D3D3D3"/>
-            </w:tcBorders>
-          </w:tcPr>
-          <w:p>
-            <w:pPr>
-              <w:spacing w:before="0" w:after="60"/>
-              <w:keepNext/>
-              <w:jc w:val="start"/>
-            </w:pPr>
-            <w:r>
-              <w:rPr>
-                <w:rFonts w:ascii="Calibri" w:hAnsi="Calibri"/>
-                <w:sz w:val="20"/>
-              </w:rPr>
-              <w:t xml:space="default">M6_fqcy</w:t>
-            </w:r>
-          </w:p>
-        </w:tc>
-        <w:tc>
-          <w:tcPr>
-            <w:tcBorders>
-              <w:top w:val="single" w:space="0" w:color="D3D3D3"/>
-              <w:bottom w:val="single" w:space="0" w:color="D3D3D3"/>
-              <w:start w:val="single" w:space="0" w:color="D3D3D3"/>
-              <w:end w:val="single" w:space="0" w:color="D3D3D3"/>
-            </w:tcBorders>
-          </w:tcPr>
-          <w:p>
-            <w:pPr>
-              <w:spacing w:before="0" w:after="60"/>
-              <w:keepNext/>
-              <w:jc w:val="start"/>
-            </w:pPr>
-            <w:r>
-              <w:rPr>
-                <w:rFonts w:ascii="Calibri" w:hAnsi="Calibri"/>
-                <w:sz w:val="20"/>
-              </w:rPr>
-              <w:t xml:space="default">s(dT_raw)</w:t>
-            </w:r>
-          </w:p>
-        </w:tc>
-        <w:tc>
-          <w:tcPr>
-            <w:tcBorders>
-              <w:top w:val="single" w:space="0" w:color="D3D3D3"/>
-              <w:bottom w:val="single" w:space="0" w:color="D3D3D3"/>
-              <w:start w:val="single" w:space="0" w:color="D3D3D3"/>
-              <w:end w:val="single" w:space="0" w:color="D3D3D3"/>
-            </w:tcBorders>
-          </w:tcPr>
-          <w:p>
-            <w:pPr>
-              <w:spacing w:before="0" w:after="60"/>
-              <w:keepNext/>
-              <w:jc w:val="start"/>
-            </w:pPr>
-            <w:r>
-              <w:rPr>
-                <w:rFonts w:ascii="Calibri" w:hAnsi="Calibri"/>
-                <w:sz w:val="20"/>
-              </w:rPr>
-              <w:t xml:space="default">0.93</w:t>
-            </w:r>
-          </w:p>
-        </w:tc>
-        <w:tc>
-          <w:tcPr>
-            <w:tcBorders>
-              <w:top w:val="single" w:space="0" w:color="D3D3D3"/>
-              <w:bottom w:val="single" w:space="0" w:color="D3D3D3"/>
-              <w:start w:val="single" w:space="0" w:color="D3D3D3"/>
-              <w:end w:val="single" w:space="0" w:color="D3D3D3"/>
-            </w:tcBorders>
-          </w:tcPr>
-          <w:p>
-            <w:pPr>
-              <w:spacing w:before="0" w:after="60"/>
-              <w:keepNext/>
-              <w:jc w:val="end"/>
-            </w:pPr>
-            <w:r>
-              <w:rPr>
-                <w:rFonts w:ascii="Calibri" w:hAnsi="Calibri"/>
-                <w:sz w:val="20"/>
-              </w:rPr>
-              <w:t xml:space="default">0.98</w:t>
-            </w:r>
-          </w:p>
-        </w:tc>
-        <w:tc>
-          <w:tcPr>
-            <w:tcBorders>
-              <w:top w:val="single" w:space="0" w:color="D3D3D3"/>
-              <w:bottom w:val="single" w:space="0" w:color="D3D3D3"/>
-              <w:start w:val="single" w:space="0" w:color="D3D3D3"/>
-              <w:end w:val="single" w:space="0" w:color="D3D3D3"/>
-            </w:tcBorders>
-          </w:tcPr>
-          <w:p>
-            <w:pPr>
-              <w:spacing w:before="0" w:after="60"/>
-              <w:keepNext/>
-              <w:jc w:val="end"/>
-            </w:pPr>
-            <w:r>
-              <w:rPr>
-                <w:rFonts w:ascii="Calibri" w:hAnsi="Calibri"/>
-                <w:sz w:val="20"/>
-              </w:rPr>
-              <w:t xml:space="default">5.4</w:t>
-            </w:r>
-          </w:p>
-        </w:tc>
-        <w:tc>
-          <w:tcPr>
-            <w:tcBorders>
-              <w:top w:val="single" w:space="0" w:color="D3D3D3"/>
-              <w:bottom w:val="single" w:space="0" w:color="D3D3D3"/>
-              <w:start w:val="single" w:space="0" w:color="D3D3D3"/>
-              <w:end w:val="single" w:space="0" w:color="D3D3D3"/>
-            </w:tcBorders>
-          </w:tcPr>
-          <w:p>
-            <w:pPr>
-              <w:spacing w:before="0" w:after="60"/>
-              <w:keepNext/>
-              <w:jc w:val="end"/>
-            </w:pPr>
-            <w:r>
-              <w:rPr>
-                <w:rFonts w:ascii="Calibri" w:hAnsi="Calibri"/>
-                <w:sz w:val="20"/>
-              </w:rPr>
-              <w:t xml:space="default">0</w:t>
+              <w:top w:val="single" w:sz="16" w:space="0" w:color="D3D3D3"/>
+              <w:bottom w:val="single" w:sz="16" w:space="0" w:color="D3D3D3"/>
+              <w:start w:val="single" w:space="0" w:color="D3D3D3"/>
+              <w:end w:val="single" w:space="0" w:color="D3D3D3"/>
+            </w:tcBorders>
+            <w:tcMar>
+              <w:top w:w="25" w:type="dxa"/>
+            </w:tcMar>
+            <w:gridSpan w:val="7"/>
+          </w:tcPr>
+          <w:p>
+            <w:pPr>
+              <w:spacing w:before="0" w:after="60"/>
+              <w:keepNext/>
+            </w:pPr>
+            <w:r>
+              <w:rPr>
+                <w:rFonts w:ascii="Calibri" w:hAnsi="Calibri"/>
+                <w:sz w:val="20"/>
+              </w:rPr>
+              <w:t xml:space="default">Saint Croix</w:t>
             </w:r>
           </w:p>
         </w:tc>
@@ -2595,151 +2454,151 @@
                 <w:rFonts w:ascii="Calibri" w:hAnsi="Calibri"/>
                 <w:sz w:val="20"/>
               </w:rPr>
-              <w:t xml:space="default">Combined</w:t>
-            </w:r>
-          </w:p>
-        </w:tc>
-        <w:tc>
-          <w:tcPr>
-            <w:tcBorders>
-              <w:top w:val="single" w:space="0" w:color="D3D3D3"/>
-              <w:bottom w:val="single" w:space="0" w:color="D3D3D3"/>
-              <w:start w:val="single" w:space="0" w:color="D3D3D3"/>
-              <w:end w:val="single" w:space="0" w:color="D3D3D3"/>
-            </w:tcBorders>
-          </w:tcPr>
-          <w:p>
-            <w:pPr>
-              <w:spacing w:before="0" w:after="60"/>
-              <w:keepNext/>
-              <w:jc w:val="start"/>
-            </w:pPr>
-            <w:r>
-              <w:rPr>
-                <w:rFonts w:ascii="Calibri" w:hAnsi="Calibri"/>
-                <w:sz w:val="20"/>
-              </w:rPr>
-              <w:t xml:space="default">M6_fqcy</w:t>
-            </w:r>
-          </w:p>
-        </w:tc>
-        <w:tc>
-          <w:tcPr>
-            <w:tcBorders>
-              <w:top w:val="single" w:space="0" w:color="D3D3D3"/>
-              <w:bottom w:val="single" w:space="0" w:color="D3D3D3"/>
-              <w:start w:val="single" w:space="0" w:color="D3D3D3"/>
-              <w:end w:val="single" w:space="0" w:color="D3D3D3"/>
-            </w:tcBorders>
-          </w:tcPr>
-          <w:p>
-            <w:pPr>
-              <w:spacing w:before="0" w:after="60"/>
-              <w:keepNext/>
-              <w:jc w:val="start"/>
-            </w:pPr>
-            <w:r>
-              <w:rPr>
-                <w:rFonts w:ascii="Calibri" w:hAnsi="Calibri"/>
-                <w:sz w:val="20"/>
-              </w:rPr>
-              <w:t xml:space="default">s(Hur100_fqcy)</w:t>
-            </w:r>
-          </w:p>
-        </w:tc>
-        <w:tc>
-          <w:tcPr>
-            <w:tcBorders>
-              <w:top w:val="single" w:space="0" w:color="D3D3D3"/>
-              <w:bottom w:val="single" w:space="0" w:color="D3D3D3"/>
-              <w:start w:val="single" w:space="0" w:color="D3D3D3"/>
-              <w:end w:val="single" w:space="0" w:color="D3D3D3"/>
-            </w:tcBorders>
-          </w:tcPr>
-          <w:p>
-            <w:pPr>
-              <w:spacing w:before="0" w:after="60"/>
-              <w:keepNext/>
-              <w:jc w:val="start"/>
-            </w:pPr>
-            <w:r>
-              <w:rPr>
-                <w:rFonts w:ascii="Calibri" w:hAnsi="Calibri"/>
-                <w:sz w:val="20"/>
-              </w:rPr>
-              <w:t xml:space="default">0.032</w:t>
-            </w:r>
-          </w:p>
-        </w:tc>
-        <w:tc>
-          <w:tcPr>
-            <w:tcBorders>
-              <w:top w:val="single" w:space="0" w:color="D3D3D3"/>
-              <w:bottom w:val="single" w:space="0" w:color="D3D3D3"/>
-              <w:start w:val="single" w:space="0" w:color="D3D3D3"/>
-              <w:end w:val="single" w:space="0" w:color="D3D3D3"/>
-            </w:tcBorders>
-          </w:tcPr>
-          <w:p>
-            <w:pPr>
-              <w:spacing w:before="0" w:after="60"/>
-              <w:keepNext/>
-              <w:jc w:val="end"/>
-            </w:pPr>
-            <w:r>
-              <w:rPr>
-                <w:rFonts w:ascii="Calibri" w:hAnsi="Calibri"/>
-                <w:sz w:val="20"/>
-              </w:rPr>
-              <w:t xml:space="default">0.24</w:t>
-            </w:r>
-          </w:p>
-        </w:tc>
-        <w:tc>
-          <w:tcPr>
-            <w:tcBorders>
-              <w:top w:val="single" w:space="0" w:color="D3D3D3"/>
-              <w:bottom w:val="single" w:space="0" w:color="D3D3D3"/>
-              <w:start w:val="single" w:space="0" w:color="D3D3D3"/>
-              <w:end w:val="single" w:space="0" w:color="D3D3D3"/>
-            </w:tcBorders>
-          </w:tcPr>
-          <w:p>
-            <w:pPr>
-              <w:spacing w:before="0" w:after="60"/>
-              <w:keepNext/>
-              <w:jc w:val="end"/>
-            </w:pPr>
-            <w:r>
-              <w:rPr>
-                <w:rFonts w:ascii="Calibri" w:hAnsi="Calibri"/>
-                <w:sz w:val="20"/>
-              </w:rPr>
-              <w:t xml:space="default">1.7</w:t>
-            </w:r>
-          </w:p>
-        </w:tc>
-        <w:tc>
-          <w:tcPr>
-            <w:tcBorders>
-              <w:top w:val="single" w:space="0" w:color="D3D3D3"/>
-              <w:bottom w:val="single" w:space="0" w:color="D3D3D3"/>
-              <w:start w:val="single" w:space="0" w:color="D3D3D3"/>
-              <w:end w:val="single" w:space="0" w:color="D3D3D3"/>
-            </w:tcBorders>
-          </w:tcPr>
-          <w:p>
-            <w:pPr>
-              <w:spacing w:before="0" w:after="60"/>
-              <w:keepNext/>
-              <w:jc w:val="end"/>
-            </w:pPr>
-            <w:r>
-              <w:rPr>
-                <w:rFonts w:ascii="Calibri" w:hAnsi="Calibri"/>
-                <w:sz w:val="20"/>
-              </w:rPr>
-              <w:t xml:space="default">52</w:t>
+              <w:t xml:space="default">Marginal</w:t>
+            </w:r>
+          </w:p>
+        </w:tc>
+        <w:tc>
+          <w:tcPr>
+            <w:tcBorders>
+              <w:top w:val="single" w:space="0" w:color="D3D3D3"/>
+              <w:bottom w:val="single" w:space="0" w:color="D3D3D3"/>
+              <w:start w:val="single" w:space="0" w:color="D3D3D3"/>
+              <w:end w:val="single" w:space="0" w:color="D3D3D3"/>
+            </w:tcBorders>
+          </w:tcPr>
+          <w:p>
+            <w:pPr>
+              <w:spacing w:before="0" w:after="60"/>
+              <w:keepNext/>
+              <w:jc w:val="start"/>
+            </w:pPr>
+            <w:r>
+              <w:rPr>
+                <w:rFonts w:ascii="Calibri" w:hAnsi="Calibri"/>
+                <w:sz w:val="20"/>
+              </w:rPr>
+              <w:t xml:space="default">M_hyd</w:t>
+            </w:r>
+          </w:p>
+        </w:tc>
+        <w:tc>
+          <w:tcPr>
+            <w:tcBorders>
+              <w:top w:val="single" w:space="0" w:color="D3D3D3"/>
+              <w:bottom w:val="single" w:space="0" w:color="D3D3D3"/>
+              <w:start w:val="single" w:space="0" w:color="D3D3D3"/>
+              <w:end w:val="single" w:space="0" w:color="D3D3D3"/>
+            </w:tcBorders>
+          </w:tcPr>
+          <w:p>
+            <w:pPr>
+              <w:spacing w:before="0" w:after="60"/>
+              <w:keepNext/>
+              <w:jc w:val="start"/>
+            </w:pPr>
+            <w:r>
+              <w:rPr>
+                <w:rFonts w:ascii="Calibri" w:hAnsi="Calibri"/>
+                <w:sz w:val="20"/>
+              </w:rPr>
+              <w:t xml:space="default">Hydro</w:t>
+            </w:r>
+          </w:p>
+        </w:tc>
+        <w:tc>
+          <w:tcPr>
+            <w:tcBorders>
+              <w:top w:val="single" w:space="0" w:color="D3D3D3"/>
+              <w:bottom w:val="single" w:space="0" w:color="D3D3D3"/>
+              <w:start w:val="single" w:space="0" w:color="D3D3D3"/>
+              <w:end w:val="single" w:space="0" w:color="D3D3D3"/>
+            </w:tcBorders>
+          </w:tcPr>
+          <w:p>
+            <w:pPr>
+              <w:spacing w:before="0" w:after="60"/>
+              <w:keepNext/>
+              <w:jc w:val="start"/>
+            </w:pPr>
+            <w:r>
+              <w:rPr>
+                <w:rFonts w:ascii="Calibri" w:hAnsi="Calibri"/>
+                <w:sz w:val="20"/>
+              </w:rPr>
+              <w:t xml:space="default">0.04</w:t>
+            </w:r>
+          </w:p>
+        </w:tc>
+        <w:tc>
+          <w:tcPr>
+            <w:tcBorders>
+              <w:top w:val="single" w:space="0" w:color="D3D3D3"/>
+              <w:bottom w:val="single" w:space="0" w:color="D3D3D3"/>
+              <w:start w:val="single" w:space="0" w:color="D3D3D3"/>
+              <w:end w:val="single" w:space="0" w:color="D3D3D3"/>
+            </w:tcBorders>
+          </w:tcPr>
+          <w:p>
+            <w:pPr>
+              <w:spacing w:before="0" w:after="60"/>
+              <w:keepNext/>
+              <w:jc w:val="end"/>
+            </w:pPr>
+            <w:r>
+              <w:rPr>
+                <w:rFonts w:ascii="Calibri" w:hAnsi="Calibri"/>
+                <w:sz w:val="20"/>
+              </w:rPr>
+              <w:t xml:space="default">0.71</w:t>
+            </w:r>
+          </w:p>
+        </w:tc>
+        <w:tc>
+          <w:tcPr>
+            <w:tcBorders>
+              <w:top w:val="single" w:space="0" w:color="D3D3D3"/>
+              <w:bottom w:val="single" w:space="0" w:color="D3D3D3"/>
+              <w:start w:val="single" w:space="0" w:color="D3D3D3"/>
+              <w:end w:val="single" w:space="0" w:color="D3D3D3"/>
+            </w:tcBorders>
+          </w:tcPr>
+          <w:p>
+            <w:pPr>
+              <w:spacing w:before="0" w:after="60"/>
+              <w:keepNext/>
+              <w:jc w:val="end"/>
+            </w:pPr>
+            <w:r>
+              <w:rPr>
+                <w:rFonts w:ascii="Calibri" w:hAnsi="Calibri"/>
+                <w:sz w:val="20"/>
+              </w:rPr>
+              <w:t xml:space="default">5.7</w:t>
+            </w:r>
+          </w:p>
+        </w:tc>
+        <w:tc>
+          <w:tcPr>
+            <w:tcBorders>
+              <w:top w:val="single" w:space="0" w:color="D3D3D3"/>
+              <w:bottom w:val="single" w:space="0" w:color="D3D3D3"/>
+              <w:start w:val="single" w:space="0" w:color="D3D3D3"/>
+              <w:end w:val="single" w:space="0" w:color="D3D3D3"/>
+            </w:tcBorders>
+          </w:tcPr>
+          <w:p>
+            <w:pPr>
+              <w:spacing w:before="0" w:after="60"/>
+              <w:keepNext/>
+              <w:jc w:val="end"/>
+            </w:pPr>
+            <w:r>
+              <w:rPr>
+                <w:rFonts w:ascii="Calibri" w:hAnsi="Calibri"/>
+                <w:sz w:val="20"/>
+              </w:rPr>
+              <w:t xml:space="default">32</w:t>
             </w:r>
           </w:p>
         </w:tc>
@@ -2751,27 +2610,168 @@
         <w:tc>
           <w:tcPr>
             <w:tcBorders>
-              <w:top w:val="single" w:sz="16" w:space="0" w:color="D3D3D3"/>
-              <w:bottom w:val="single" w:sz="16" w:space="0" w:color="D3D3D3"/>
-              <w:start w:val="single" w:space="0" w:color="D3D3D3"/>
-              <w:end w:val="single" w:space="0" w:color="D3D3D3"/>
-            </w:tcBorders>
-            <w:tcMar>
-              <w:top w:w="25" w:type="dxa"/>
-            </w:tcMar>
-            <w:gridSpan w:val="7"/>
-          </w:tcPr>
-          <w:p>
-            <w:pPr>
-              <w:spacing w:before="0" w:after="60"/>
-              <w:keepNext/>
-            </w:pPr>
-            <w:r>
-              <w:rPr>
-                <w:rFonts w:ascii="Calibri" w:hAnsi="Calibri"/>
-                <w:sz w:val="20"/>
-              </w:rPr>
-              <w:t xml:space="default">Saint Croix</w:t>
+              <w:top w:val="single" w:space="0" w:color="D3D3D3"/>
+              <w:bottom w:val="single" w:space="0" w:color="D3D3D3"/>
+              <w:start w:val="single" w:space="0" w:color="D3D3D3"/>
+              <w:end w:val="single" w:space="0" w:color="D3D3D3"/>
+            </w:tcBorders>
+          </w:tcPr>
+          <w:p>
+            <w:pPr>
+              <w:spacing w:before="0" w:after="60"/>
+              <w:keepNext/>
+              <w:jc w:val="center"/>
+            </w:pPr>
+            <w:r>
+              <w:rPr>
+                <w:rFonts w:ascii="Calibri" w:hAnsi="Calibri"/>
+                <w:sz w:val="20"/>
+              </w:rPr>
+              <w:t xml:space="default">Combined</w:t>
+            </w:r>
+          </w:p>
+        </w:tc>
+        <w:tc>
+          <w:tcPr>
+            <w:tcBorders>
+              <w:top w:val="single" w:space="0" w:color="D3D3D3"/>
+              <w:bottom w:val="single" w:space="0" w:color="D3D3D3"/>
+              <w:start w:val="single" w:space="0" w:color="D3D3D3"/>
+              <w:end w:val="single" w:space="0" w:color="D3D3D3"/>
+            </w:tcBorders>
+          </w:tcPr>
+          <w:p>
+            <w:pPr>
+              <w:spacing w:before="0" w:after="60"/>
+              <w:keepNext/>
+              <w:jc w:val="start"/>
+            </w:pPr>
+            <w:r>
+              <w:rPr>
+                <w:rFonts w:ascii="Calibri" w:hAnsi="Calibri"/>
+                <w:sz w:val="20"/>
+              </w:rPr>
+              <w:t xml:space="default">M7_av</w:t>
+            </w:r>
+          </w:p>
+        </w:tc>
+        <w:tc>
+          <w:tcPr>
+            <w:tcBorders>
+              <w:top w:val="single" w:space="0" w:color="D3D3D3"/>
+              <w:bottom w:val="single" w:space="0" w:color="D3D3D3"/>
+              <w:start w:val="single" w:space="0" w:color="D3D3D3"/>
+              <w:end w:val="single" w:space="0" w:color="D3D3D3"/>
+            </w:tcBorders>
+          </w:tcPr>
+          <w:p>
+            <w:pPr>
+              <w:spacing w:before="0" w:after="60"/>
+              <w:keepNext/>
+              <w:jc w:val="start"/>
+            </w:pPr>
+            <w:r>
+              <w:rPr>
+                <w:rFonts w:ascii="Calibri" w:hAnsi="Calibri"/>
+                <w:sz w:val="20"/>
+              </w:rPr>
+              <w:t xml:space="default">Hydro</w:t>
+            </w:r>
+          </w:p>
+        </w:tc>
+        <w:tc>
+          <w:tcPr>
+            <w:tcBorders>
+              <w:top w:val="single" w:space="0" w:color="D3D3D3"/>
+              <w:bottom w:val="single" w:space="0" w:color="D3D3D3"/>
+              <w:start w:val="single" w:space="0" w:color="D3D3D3"/>
+              <w:end w:val="single" w:space="0" w:color="D3D3D3"/>
+            </w:tcBorders>
+          </w:tcPr>
+          <w:p>
+            <w:pPr>
+              <w:spacing w:before="0" w:after="60"/>
+              <w:keepNext/>
+              <w:jc w:val="start"/>
+            </w:pPr>
+            <w:r>
+              <w:rPr>
+                <w:rFonts w:ascii="Calibri" w:hAnsi="Calibri"/>
+                <w:sz w:val="20"/>
+              </w:rPr>
+              <w:t xml:space="default">&lt;1e-04</w:t>
+            </w:r>
+          </w:p>
+        </w:tc>
+        <w:tc>
+          <w:tcPr>
+            <w:tcBorders>
+              <w:top w:val="single" w:space="0" w:color="D3D3D3"/>
+              <w:bottom w:val="single" w:space="0" w:color="D3D3D3"/>
+              <w:start w:val="single" w:space="0" w:color="D3D3D3"/>
+              <w:end w:val="single" w:space="0" w:color="D3D3D3"/>
+            </w:tcBorders>
+          </w:tcPr>
+          <w:p>
+            <w:pPr>
+              <w:spacing w:before="0" w:after="60"/>
+              <w:keepNext/>
+              <w:jc w:val="end"/>
+            </w:pPr>
+            <w:r>
+              <w:rPr>
+                <w:rFonts w:ascii="Calibri" w:hAnsi="Calibri"/>
+                <w:sz w:val="20"/>
+              </w:rPr>
+              <w:t xml:space="default">0.029</w:t>
+            </w:r>
+          </w:p>
+        </w:tc>
+        <w:tc>
+          <w:tcPr>
+            <w:tcBorders>
+              <w:top w:val="single" w:space="0" w:color="D3D3D3"/>
+              <w:bottom w:val="single" w:space="0" w:color="D3D3D3"/>
+              <w:start w:val="single" w:space="0" w:color="D3D3D3"/>
+              <w:end w:val="single" w:space="0" w:color="D3D3D3"/>
+            </w:tcBorders>
+          </w:tcPr>
+          <w:p>
+            <w:pPr>
+              <w:spacing w:before="0" w:after="60"/>
+              <w:keepNext/>
+              <w:jc w:val="end"/>
+            </w:pPr>
+            <w:r>
+              <w:rPr>
+                <w:rFonts w:ascii="Calibri" w:hAnsi="Calibri"/>
+                <w:sz w:val="20"/>
+              </w:rPr>
+              <w:t xml:space="default">0.8</w:t>
+            </w:r>
+          </w:p>
+        </w:tc>
+        <w:tc>
+          <w:tcPr>
+            <w:tcBorders>
+              <w:top w:val="single" w:space="0" w:color="D3D3D3"/>
+              <w:bottom w:val="single" w:space="0" w:color="D3D3D3"/>
+              <w:start w:val="single" w:space="0" w:color="D3D3D3"/>
+              <w:end w:val="single" w:space="0" w:color="D3D3D3"/>
+            </w:tcBorders>
+          </w:tcPr>
+          <w:p>
+            <w:pPr>
+              <w:spacing w:before="0" w:after="60"/>
+              <w:keepNext/>
+              <w:jc w:val="end"/>
+            </w:pPr>
+            <w:r>
+              <w:rPr>
+                <w:rFonts w:ascii="Calibri" w:hAnsi="Calibri"/>
+                <w:sz w:val="20"/>
+              </w:rPr>
+              <w:t xml:space="default">100</w:t>
             </w:r>
           </w:p>
         </w:tc>
@@ -2800,103 +2800,103 @@
                 <w:rFonts w:ascii="Calibri" w:hAnsi="Calibri"/>
                 <w:sz w:val="20"/>
               </w:rPr>
-              <w:t xml:space="default">Marginal</w:t>
-            </w:r>
-          </w:p>
-        </w:tc>
-        <w:tc>
-          <w:tcPr>
-            <w:tcBorders>
-              <w:top w:val="single" w:space="0" w:color="D3D3D3"/>
-              <w:bottom w:val="single" w:space="0" w:color="D3D3D3"/>
-              <w:start w:val="single" w:space="0" w:color="D3D3D3"/>
-              <w:end w:val="single" w:space="0" w:color="D3D3D3"/>
-            </w:tcBorders>
-          </w:tcPr>
-          <w:p>
-            <w:pPr>
-              <w:spacing w:before="0" w:after="60"/>
-              <w:keepNext/>
-              <w:jc w:val="start"/>
-            </w:pPr>
-            <w:r>
-              <w:rPr>
-                <w:rFonts w:ascii="Calibri" w:hAnsi="Calibri"/>
-                <w:sz w:val="20"/>
-              </w:rPr>
-              <w:t xml:space="default">M_dt</w:t>
-            </w:r>
-          </w:p>
-        </w:tc>
-        <w:tc>
-          <w:tcPr>
-            <w:tcBorders>
-              <w:top w:val="single" w:space="0" w:color="D3D3D3"/>
-              <w:bottom w:val="single" w:space="0" w:color="D3D3D3"/>
-              <w:start w:val="single" w:space="0" w:color="D3D3D3"/>
-              <w:end w:val="single" w:space="0" w:color="D3D3D3"/>
-            </w:tcBorders>
-          </w:tcPr>
-          <w:p>
-            <w:pPr>
-              <w:spacing w:before="0" w:after="60"/>
-              <w:keepNext/>
-              <w:jc w:val="start"/>
-            </w:pPr>
-            <w:r>
-              <w:rPr>
-                <w:rFonts w:ascii="Calibri" w:hAnsi="Calibri"/>
-                <w:sz w:val="20"/>
-              </w:rPr>
-              <w:t xml:space="default">s(dT_raw)</w:t>
-            </w:r>
-          </w:p>
-        </w:tc>
-        <w:tc>
-          <w:tcPr>
-            <w:tcBorders>
-              <w:top w:val="single" w:space="0" w:color="D3D3D3"/>
-              <w:bottom w:val="single" w:space="0" w:color="D3D3D3"/>
-              <w:start w:val="single" w:space="0" w:color="D3D3D3"/>
-              <w:end w:val="single" w:space="0" w:color="D3D3D3"/>
-            </w:tcBorders>
-          </w:tcPr>
-          <w:p>
-            <w:pPr>
-              <w:spacing w:before="0" w:after="60"/>
-              <w:keepNext/>
-              <w:jc w:val="start"/>
-            </w:pPr>
-            <w:r>
-              <w:rPr>
-                <w:rFonts w:ascii="Calibri" w:hAnsi="Calibri"/>
-                <w:sz w:val="20"/>
-              </w:rPr>
-              <w:t xml:space="default">0.08</w:t>
-            </w:r>
-          </w:p>
-        </w:tc>
-        <w:tc>
-          <w:tcPr>
-            <w:tcBorders>
-              <w:top w:val="single" w:space="0" w:color="D3D3D3"/>
-              <w:bottom w:val="single" w:space="0" w:color="D3D3D3"/>
-              <w:start w:val="single" w:space="0" w:color="D3D3D3"/>
-              <w:end w:val="single" w:space="0" w:color="D3D3D3"/>
-            </w:tcBorders>
-          </w:tcPr>
-          <w:p>
-            <w:pPr>
-              <w:spacing w:before="0" w:after="60"/>
-              <w:keepNext/>
-              <w:jc w:val="end"/>
-            </w:pPr>
-            <w:r>
-              <w:rPr>
-                <w:rFonts w:ascii="Calibri" w:hAnsi="Calibri"/>
-                <w:sz w:val="20"/>
-              </w:rPr>
-              <w:t xml:space="default">0.44</w:t>
+              <w:t xml:space="default">Combined</w:t>
+            </w:r>
+          </w:p>
+        </w:tc>
+        <w:tc>
+          <w:tcPr>
+            <w:tcBorders>
+              <w:top w:val="single" w:space="0" w:color="D3D3D3"/>
+              <w:bottom w:val="single" w:space="0" w:color="D3D3D3"/>
+              <w:start w:val="single" w:space="0" w:color="D3D3D3"/>
+              <w:end w:val="single" w:space="0" w:color="D3D3D3"/>
+            </w:tcBorders>
+          </w:tcPr>
+          <w:p>
+            <w:pPr>
+              <w:spacing w:before="0" w:after="60"/>
+              <w:keepNext/>
+              <w:jc w:val="start"/>
+            </w:pPr>
+            <w:r>
+              <w:rPr>
+                <w:rFonts w:ascii="Calibri" w:hAnsi="Calibri"/>
+                <w:sz w:val="20"/>
+              </w:rPr>
+              <w:t xml:space="default">M7_av</w:t>
+            </w:r>
+          </w:p>
+        </w:tc>
+        <w:tc>
+          <w:tcPr>
+            <w:tcBorders>
+              <w:top w:val="single" w:space="0" w:color="D3D3D3"/>
+              <w:bottom w:val="single" w:space="0" w:color="D3D3D3"/>
+              <w:start w:val="single" w:space="0" w:color="D3D3D3"/>
+              <w:end w:val="single" w:space="0" w:color="D3D3D3"/>
+            </w:tcBorders>
+          </w:tcPr>
+          <w:p>
+            <w:pPr>
+              <w:spacing w:before="0" w:after="60"/>
+              <w:keepNext/>
+              <w:jc w:val="start"/>
+            </w:pPr>
+            <w:r>
+              <w:rPr>
+                <w:rFonts w:ascii="Calibri" w:hAnsi="Calibri"/>
+                <w:sz w:val="20"/>
+              </w:rPr>
+              <w:t xml:space="default">Thermal</w:t>
+            </w:r>
+          </w:p>
+        </w:tc>
+        <w:tc>
+          <w:tcPr>
+            <w:tcBorders>
+              <w:top w:val="single" w:space="0" w:color="D3D3D3"/>
+              <w:bottom w:val="single" w:space="0" w:color="D3D3D3"/>
+              <w:start w:val="single" w:space="0" w:color="D3D3D3"/>
+              <w:end w:val="single" w:space="0" w:color="D3D3D3"/>
+            </w:tcBorders>
+          </w:tcPr>
+          <w:p>
+            <w:pPr>
+              <w:spacing w:before="0" w:after="60"/>
+              <w:keepNext/>
+              <w:jc w:val="start"/>
+            </w:pPr>
+            <w:r>
+              <w:rPr>
+                <w:rFonts w:ascii="Calibri" w:hAnsi="Calibri"/>
+                <w:sz w:val="20"/>
+              </w:rPr>
+              <w:t xml:space="default">0.19</w:t>
+            </w:r>
+          </w:p>
+        </w:tc>
+        <w:tc>
+          <w:tcPr>
+            <w:tcBorders>
+              <w:top w:val="single" w:space="0" w:color="D3D3D3"/>
+              <w:bottom w:val="single" w:space="0" w:color="D3D3D3"/>
+              <w:start w:val="single" w:space="0" w:color="D3D3D3"/>
+              <w:end w:val="single" w:space="0" w:color="D3D3D3"/>
+            </w:tcBorders>
+          </w:tcPr>
+          <w:p>
+            <w:pPr>
+              <w:spacing w:before="0" w:after="60"/>
+              <w:keepNext/>
+              <w:jc w:val="end"/>
+            </w:pPr>
+            <w:r>
+              <w:rPr>
+                <w:rFonts w:ascii="Calibri" w:hAnsi="Calibri"/>
+                <w:sz w:val="20"/>
+              </w:rPr>
+              <w:t xml:space="default">0.81</w:t>
             </w:r>
           </w:p>
         </w:tc>
@@ -2944,7 +2944,7 @@
                 <w:rFonts w:ascii="Calibri" w:hAnsi="Calibri"/>
                 <w:sz w:val="20"/>
               </w:rPr>
-              <w:t xml:space="default">22</w:t>
+              <w:t xml:space="default">6</w:t>
             </w:r>
           </w:p>
         </w:tc>
@@ -2997,127 +2997,127 @@
                 <w:rFonts w:ascii="Calibri" w:hAnsi="Calibri"/>
                 <w:sz w:val="20"/>
               </w:rPr>
-              <w:t xml:space="default">M4_fqcy</w:t>
-            </w:r>
-          </w:p>
-        </w:tc>
-        <w:tc>
-          <w:tcPr>
-            <w:tcBorders>
-              <w:top w:val="single" w:space="0" w:color="D3D3D3"/>
-              <w:bottom w:val="single" w:space="0" w:color="D3D3D3"/>
-              <w:start w:val="single" w:space="0" w:color="D3D3D3"/>
-              <w:end w:val="single" w:space="0" w:color="D3D3D3"/>
-            </w:tcBorders>
-          </w:tcPr>
-          <w:p>
-            <w:pPr>
-              <w:spacing w:before="0" w:after="60"/>
-              <w:keepNext/>
-              <w:jc w:val="start"/>
-            </w:pPr>
-            <w:r>
-              <w:rPr>
-                <w:rFonts w:ascii="Calibri" w:hAnsi="Calibri"/>
-                <w:sz w:val="20"/>
-              </w:rPr>
-              <w:t xml:space="default">s(GMHT_CPS0_30N)</w:t>
-            </w:r>
-          </w:p>
-        </w:tc>
-        <w:tc>
-          <w:tcPr>
-            <w:tcBorders>
-              <w:top w:val="single" w:space="0" w:color="D3D3D3"/>
-              <w:bottom w:val="single" w:space="0" w:color="D3D3D3"/>
-              <w:start w:val="single" w:space="0" w:color="D3D3D3"/>
-              <w:end w:val="single" w:space="0" w:color="D3D3D3"/>
-            </w:tcBorders>
-          </w:tcPr>
-          <w:p>
-            <w:pPr>
-              <w:spacing w:before="0" w:after="60"/>
-              <w:keepNext/>
-              <w:jc w:val="start"/>
-            </w:pPr>
-            <w:r>
-              <w:rPr>
-                <w:rFonts w:ascii="Calibri" w:hAnsi="Calibri"/>
-                <w:sz w:val="20"/>
-              </w:rPr>
-              <w:t xml:space="default">0.5</w:t>
-            </w:r>
-          </w:p>
-        </w:tc>
-        <w:tc>
-          <w:tcPr>
-            <w:tcBorders>
-              <w:top w:val="single" w:space="0" w:color="D3D3D3"/>
-              <w:bottom w:val="single" w:space="0" w:color="D3D3D3"/>
-              <w:start w:val="single" w:space="0" w:color="D3D3D3"/>
-              <w:end w:val="single" w:space="0" w:color="D3D3D3"/>
-            </w:tcBorders>
-          </w:tcPr>
-          <w:p>
-            <w:pPr>
-              <w:spacing w:before="0" w:after="60"/>
-              <w:keepNext/>
-              <w:jc w:val="end"/>
-            </w:pPr>
-            <w:r>
-              <w:rPr>
-                <w:rFonts w:ascii="Calibri" w:hAnsi="Calibri"/>
-                <w:sz w:val="20"/>
-              </w:rPr>
-              <w:t xml:space="default">0.86</w:t>
-            </w:r>
-          </w:p>
-        </w:tc>
-        <w:tc>
-          <w:tcPr>
-            <w:tcBorders>
-              <w:top w:val="single" w:space="0" w:color="D3D3D3"/>
-              <w:bottom w:val="single" w:space="0" w:color="D3D3D3"/>
-              <w:start w:val="single" w:space="0" w:color="D3D3D3"/>
-              <w:end w:val="single" w:space="0" w:color="D3D3D3"/>
-            </w:tcBorders>
-          </w:tcPr>
-          <w:p>
-            <w:pPr>
-              <w:spacing w:before="0" w:after="60"/>
-              <w:keepNext/>
-              <w:jc w:val="end"/>
-            </w:pPr>
-            <w:r>
-              <w:rPr>
-                <w:rFonts w:ascii="Calibri" w:hAnsi="Calibri"/>
-                <w:sz w:val="20"/>
-              </w:rPr>
-              <w:t xml:space="default">1.4</w:t>
-            </w:r>
-          </w:p>
-        </w:tc>
-        <w:tc>
-          <w:tcPr>
-            <w:tcBorders>
-              <w:top w:val="single" w:space="0" w:color="D3D3D3"/>
-              <w:bottom w:val="single" w:space="0" w:color="D3D3D3"/>
-              <w:start w:val="single" w:space="0" w:color="D3D3D3"/>
-              <w:end w:val="single" w:space="0" w:color="D3D3D3"/>
-            </w:tcBorders>
-          </w:tcPr>
-          <w:p>
-            <w:pPr>
-              <w:spacing w:before="0" w:after="60"/>
-              <w:keepNext/>
-              <w:jc w:val="end"/>
-            </w:pPr>
-            <w:r>
-              <w:rPr>
-                <w:rFonts w:ascii="Calibri" w:hAnsi="Calibri"/>
-                <w:sz w:val="20"/>
-              </w:rPr>
-              <w:t xml:space="default">0</w:t>
+              <w:t xml:space="default">M7_av</w:t>
+            </w:r>
+          </w:p>
+        </w:tc>
+        <w:tc>
+          <w:tcPr>
+            <w:tcBorders>
+              <w:top w:val="single" w:space="0" w:color="D3D3D3"/>
+              <w:bottom w:val="single" w:space="0" w:color="D3D3D3"/>
+              <w:start w:val="single" w:space="0" w:color="D3D3D3"/>
+              <w:end w:val="single" w:space="0" w:color="D3D3D3"/>
+            </w:tcBorders>
+          </w:tcPr>
+          <w:p>
+            <w:pPr>
+              <w:spacing w:before="0" w:after="60"/>
+              <w:keepNext/>
+              <w:jc w:val="start"/>
+            </w:pPr>
+            <w:r>
+              <w:rPr>
+                <w:rFonts w:ascii="Calibri" w:hAnsi="Calibri"/>
+                <w:sz w:val="20"/>
+              </w:rPr>
+              <w:t xml:space="default">Hurricane</w:t>
+            </w:r>
+          </w:p>
+        </w:tc>
+        <w:tc>
+          <w:tcPr>
+            <w:tcBorders>
+              <w:top w:val="single" w:space="0" w:color="D3D3D3"/>
+              <w:bottom w:val="single" w:space="0" w:color="D3D3D3"/>
+              <w:start w:val="single" w:space="0" w:color="D3D3D3"/>
+              <w:end w:val="single" w:space="0" w:color="D3D3D3"/>
+            </w:tcBorders>
+          </w:tcPr>
+          <w:p>
+            <w:pPr>
+              <w:spacing w:before="0" w:after="60"/>
+              <w:keepNext/>
+              <w:jc w:val="start"/>
+            </w:pPr>
+            <w:r>
+              <w:rPr>
+                <w:rFonts w:ascii="Calibri" w:hAnsi="Calibri"/>
+                <w:sz w:val="20"/>
+              </w:rPr>
+              <w:t xml:space="default">&lt;1e-04</w:t>
+            </w:r>
+          </w:p>
+        </w:tc>
+        <w:tc>
+          <w:tcPr>
+            <w:tcBorders>
+              <w:top w:val="single" w:space="0" w:color="D3D3D3"/>
+              <w:bottom w:val="single" w:space="0" w:color="D3D3D3"/>
+              <w:start w:val="single" w:space="0" w:color="D3D3D3"/>
+              <w:end w:val="single" w:space="0" w:color="D3D3D3"/>
+            </w:tcBorders>
+          </w:tcPr>
+          <w:p>
+            <w:pPr>
+              <w:spacing w:before="0" w:after="60"/>
+              <w:keepNext/>
+              <w:jc w:val="end"/>
+            </w:pPr>
+            <w:r>
+              <w:rPr>
+                <w:rFonts w:ascii="Calibri" w:hAnsi="Calibri"/>
+                <w:sz w:val="20"/>
+              </w:rPr>
+              <w:t xml:space="default">0.0057</w:t>
+            </w:r>
+          </w:p>
+        </w:tc>
+        <w:tc>
+          <w:tcPr>
+            <w:tcBorders>
+              <w:top w:val="single" w:space="0" w:color="D3D3D3"/>
+              <w:bottom w:val="single" w:space="0" w:color="D3D3D3"/>
+              <w:start w:val="single" w:space="0" w:color="D3D3D3"/>
+              <w:end w:val="single" w:space="0" w:color="D3D3D3"/>
+            </w:tcBorders>
+          </w:tcPr>
+          <w:p>
+            <w:pPr>
+              <w:spacing w:before="0" w:after="60"/>
+              <w:keepNext/>
+              <w:jc w:val="end"/>
+            </w:pPr>
+            <w:r>
+              <w:rPr>
+                <w:rFonts w:ascii="Calibri" w:hAnsi="Calibri"/>
+                <w:sz w:val="20"/>
+              </w:rPr>
+              <w:t xml:space="default">0.9</w:t>
+            </w:r>
+          </w:p>
+        </w:tc>
+        <w:tc>
+          <w:tcPr>
+            <w:tcBorders>
+              <w:top w:val="single" w:space="0" w:color="D3D3D3"/>
+              <w:bottom w:val="single" w:space="0" w:color="D3D3D3"/>
+              <w:start w:val="single" w:space="0" w:color="D3D3D3"/>
+              <w:end w:val="single" w:space="0" w:color="D3D3D3"/>
+            </w:tcBorders>
+          </w:tcPr>
+          <w:p>
+            <w:pPr>
+              <w:spacing w:before="0" w:after="60"/>
+              <w:keepNext/>
+              <w:jc w:val="end"/>
+            </w:pPr>
+            <w:r>
+              <w:rPr>
+                <w:rFonts w:ascii="Calibri" w:hAnsi="Calibri"/>
+                <w:sz w:val="20"/>
+              </w:rPr>
+              <w:t xml:space="default">100</w:t>
             </w:r>
           </w:p>
         </w:tc>
@@ -3170,127 +3170,127 @@
                 <w:rFonts w:ascii="Calibri" w:hAnsi="Calibri"/>
                 <w:sz w:val="20"/>
               </w:rPr>
-              <w:t xml:space="default">M4_fqcy</w:t>
-            </w:r>
-          </w:p>
-        </w:tc>
-        <w:tc>
-          <w:tcPr>
-            <w:tcBorders>
-              <w:top w:val="single" w:space="0" w:color="D3D3D3"/>
-              <w:bottom w:val="single" w:space="0" w:color="D3D3D3"/>
-              <w:start w:val="single" w:space="0" w:color="D3D3D3"/>
-              <w:end w:val="single" w:space="0" w:color="D3D3D3"/>
-            </w:tcBorders>
-          </w:tcPr>
-          <w:p>
-            <w:pPr>
-              <w:spacing w:before="0" w:after="60"/>
-              <w:keepNext/>
-              <w:jc w:val="start"/>
-            </w:pPr>
-            <w:r>
-              <w:rPr>
-                <w:rFonts w:ascii="Calibri" w:hAnsi="Calibri"/>
-                <w:sz w:val="20"/>
-              </w:rPr>
-              <w:t xml:space="default">s(dT_raw)</w:t>
-            </w:r>
-          </w:p>
-        </w:tc>
-        <w:tc>
-          <w:tcPr>
-            <w:tcBorders>
-              <w:top w:val="single" w:space="0" w:color="D3D3D3"/>
-              <w:bottom w:val="single" w:space="0" w:color="D3D3D3"/>
-              <w:start w:val="single" w:space="0" w:color="D3D3D3"/>
-              <w:end w:val="single" w:space="0" w:color="D3D3D3"/>
-            </w:tcBorders>
-          </w:tcPr>
-          <w:p>
-            <w:pPr>
-              <w:spacing w:before="0" w:after="60"/>
-              <w:keepNext/>
-              <w:jc w:val="start"/>
-            </w:pPr>
-            <w:r>
-              <w:rPr>
-                <w:rFonts w:ascii="Calibri" w:hAnsi="Calibri"/>
-                <w:sz w:val="20"/>
-              </w:rPr>
-              <w:t xml:space="default">0.0092</w:t>
-            </w:r>
-          </w:p>
-        </w:tc>
-        <w:tc>
-          <w:tcPr>
-            <w:tcBorders>
-              <w:top w:val="single" w:space="0" w:color="D3D3D3"/>
-              <w:bottom w:val="single" w:space="0" w:color="D3D3D3"/>
-              <w:start w:val="single" w:space="0" w:color="D3D3D3"/>
-              <w:end w:val="single" w:space="0" w:color="D3D3D3"/>
-            </w:tcBorders>
-          </w:tcPr>
-          <w:p>
-            <w:pPr>
-              <w:spacing w:before="0" w:after="60"/>
-              <w:keepNext/>
-              <w:jc w:val="end"/>
-            </w:pPr>
-            <w:r>
-              <w:rPr>
-                <w:rFonts w:ascii="Calibri" w:hAnsi="Calibri"/>
-                <w:sz w:val="20"/>
-              </w:rPr>
-              <w:t xml:space="default">0.036</w:t>
-            </w:r>
-          </w:p>
-        </w:tc>
-        <w:tc>
-          <w:tcPr>
-            <w:tcBorders>
-              <w:top w:val="single" w:space="0" w:color="D3D3D3"/>
-              <w:bottom w:val="single" w:space="0" w:color="D3D3D3"/>
-              <w:start w:val="single" w:space="0" w:color="D3D3D3"/>
-              <w:end w:val="single" w:space="0" w:color="D3D3D3"/>
-            </w:tcBorders>
-          </w:tcPr>
-          <w:p>
-            <w:pPr>
-              <w:spacing w:before="0" w:after="60"/>
-              <w:keepNext/>
-              <w:jc w:val="end"/>
-            </w:pPr>
-            <w:r>
-              <w:rPr>
-                <w:rFonts w:ascii="Calibri" w:hAnsi="Calibri"/>
-                <w:sz w:val="20"/>
-              </w:rPr>
-              <w:t xml:space="default">1.0</w:t>
-            </w:r>
-          </w:p>
-        </w:tc>
-        <w:tc>
-          <w:tcPr>
-            <w:tcBorders>
-              <w:top w:val="single" w:space="0" w:color="D3D3D3"/>
-              <w:bottom w:val="single" w:space="0" w:color="D3D3D3"/>
-              <w:start w:val="single" w:space="0" w:color="D3D3D3"/>
-              <w:end w:val="single" w:space="0" w:color="D3D3D3"/>
-            </w:tcBorders>
-          </w:tcPr>
-          <w:p>
-            <w:pPr>
-              <w:spacing w:before="0" w:after="60"/>
-              <w:keepNext/>
-              <w:jc w:val="end"/>
-            </w:pPr>
-            <w:r>
-              <w:rPr>
-                <w:rFonts w:ascii="Calibri" w:hAnsi="Calibri"/>
-                <w:sz w:val="20"/>
-              </w:rPr>
-              <w:t xml:space="default">100</w:t>
+              <w:t xml:space="default">M7_av</w:t>
+            </w:r>
+          </w:p>
+        </w:tc>
+        <w:tc>
+          <w:tcPr>
+            <w:tcBorders>
+              <w:top w:val="single" w:space="0" w:color="D3D3D3"/>
+              <w:bottom w:val="single" w:space="0" w:color="D3D3D3"/>
+              <w:start w:val="single" w:space="0" w:color="D3D3D3"/>
+              <w:end w:val="single" w:space="0" w:color="D3D3D3"/>
+            </w:tcBorders>
+          </w:tcPr>
+          <w:p>
+            <w:pPr>
+              <w:spacing w:before="0" w:after="60"/>
+              <w:keepNext/>
+              <w:jc w:val="start"/>
+            </w:pPr>
+            <w:r>
+              <w:rPr>
+                <w:rFonts w:ascii="Calibri" w:hAnsi="Calibri"/>
+                <w:sz w:val="20"/>
+              </w:rPr>
+              <w:t xml:space="default">s(GMHT_CPS0_30N)</w:t>
+            </w:r>
+          </w:p>
+        </w:tc>
+        <w:tc>
+          <w:tcPr>
+            <w:tcBorders>
+              <w:top w:val="single" w:space="0" w:color="D3D3D3"/>
+              <w:bottom w:val="single" w:space="0" w:color="D3D3D3"/>
+              <w:start w:val="single" w:space="0" w:color="D3D3D3"/>
+              <w:end w:val="single" w:space="0" w:color="D3D3D3"/>
+            </w:tcBorders>
+          </w:tcPr>
+          <w:p>
+            <w:pPr>
+              <w:spacing w:before="0" w:after="60"/>
+              <w:keepNext/>
+              <w:jc w:val="start"/>
+            </w:pPr>
+            <w:r>
+              <w:rPr>
+                <w:rFonts w:ascii="Calibri" w:hAnsi="Calibri"/>
+                <w:sz w:val="20"/>
+              </w:rPr>
+              <w:t xml:space="default">0.64</w:t>
+            </w:r>
+          </w:p>
+        </w:tc>
+        <w:tc>
+          <w:tcPr>
+            <w:tcBorders>
+              <w:top w:val="single" w:space="0" w:color="D3D3D3"/>
+              <w:bottom w:val="single" w:space="0" w:color="D3D3D3"/>
+              <w:start w:val="single" w:space="0" w:color="D3D3D3"/>
+              <w:end w:val="single" w:space="0" w:color="D3D3D3"/>
+            </w:tcBorders>
+          </w:tcPr>
+          <w:p>
+            <w:pPr>
+              <w:spacing w:before="0" w:after="60"/>
+              <w:keepNext/>
+              <w:jc w:val="end"/>
+            </w:pPr>
+            <w:r>
+              <w:rPr>
+                <w:rFonts w:ascii="Calibri" w:hAnsi="Calibri"/>
+                <w:sz w:val="20"/>
+              </w:rPr>
+              <w:t xml:space="default">0.81</w:t>
+            </w:r>
+          </w:p>
+        </w:tc>
+        <w:tc>
+          <w:tcPr>
+            <w:tcBorders>
+              <w:top w:val="single" w:space="0" w:color="D3D3D3"/>
+              <w:bottom w:val="single" w:space="0" w:color="D3D3D3"/>
+              <w:start w:val="single" w:space="0" w:color="D3D3D3"/>
+              <w:end w:val="single" w:space="0" w:color="D3D3D3"/>
+            </w:tcBorders>
+          </w:tcPr>
+          <w:p>
+            <w:pPr>
+              <w:spacing w:before="0" w:after="60"/>
+              <w:keepNext/>
+              <w:jc w:val="end"/>
+            </w:pPr>
+            <w:r>
+              <w:rPr>
+                <w:rFonts w:ascii="Calibri" w:hAnsi="Calibri"/>
+                <w:sz w:val="20"/>
+              </w:rPr>
+              <w:t xml:space="default">3.1</w:t>
+            </w:r>
+          </w:p>
+        </w:tc>
+        <w:tc>
+          <w:tcPr>
+            <w:tcBorders>
+              <w:top w:val="single" w:space="0" w:color="D3D3D3"/>
+              <w:bottom w:val="single" w:space="0" w:color="D3D3D3"/>
+              <w:start w:val="single" w:space="0" w:color="D3D3D3"/>
+              <w:end w:val="single" w:space="0" w:color="D3D3D3"/>
+            </w:tcBorders>
+          </w:tcPr>
+          <w:p>
+            <w:pPr>
+              <w:spacing w:before="0" w:after="60"/>
+              <w:keepNext/>
+              <w:jc w:val="end"/>
+            </w:pPr>
+            <w:r>
+              <w:rPr>
+                <w:rFonts w:ascii="Calibri" w:hAnsi="Calibri"/>
+                <w:sz w:val="20"/>
+              </w:rPr>
+              <w:t xml:space="default">6</w:t>
             </w:r>
           </w:p>
         </w:tc>
@@ -3343,127 +3343,127 @@
                 <w:rFonts w:ascii="Calibri" w:hAnsi="Calibri"/>
                 <w:sz w:val="20"/>
               </w:rPr>
-              <w:t xml:space="default">M4_fqcy</w:t>
-            </w:r>
-          </w:p>
-        </w:tc>
-        <w:tc>
-          <w:tcPr>
-            <w:tcBorders>
-              <w:top w:val="single" w:space="0" w:color="D3D3D3"/>
-              <w:bottom w:val="single" w:space="0" w:color="D3D3D3"/>
-              <w:start w:val="single" w:space="0" w:color="D3D3D3"/>
-              <w:end w:val="single" w:space="0" w:color="D3D3D3"/>
-            </w:tcBorders>
-          </w:tcPr>
-          <w:p>
-            <w:pPr>
-              <w:spacing w:before="0" w:after="60"/>
-              <w:keepNext/>
-              <w:jc w:val="start"/>
-            </w:pPr>
-            <w:r>
-              <w:rPr>
-                <w:rFonts w:ascii="Calibri" w:hAnsi="Calibri"/>
-                <w:sz w:val="20"/>
-              </w:rPr>
-              <w:t xml:space="default">s(Hur100_fqcy)</w:t>
-            </w:r>
-          </w:p>
-        </w:tc>
-        <w:tc>
-          <w:tcPr>
-            <w:tcBorders>
-              <w:top w:val="single" w:space="0" w:color="D3D3D3"/>
-              <w:bottom w:val="single" w:space="0" w:color="D3D3D3"/>
-              <w:start w:val="single" w:space="0" w:color="D3D3D3"/>
-              <w:end w:val="single" w:space="0" w:color="D3D3D3"/>
-            </w:tcBorders>
-          </w:tcPr>
-          <w:p>
-            <w:pPr>
-              <w:spacing w:before="0" w:after="60"/>
-              <w:keepNext/>
-              <w:jc w:val="start"/>
-            </w:pPr>
-            <w:r>
-              <w:rPr>
-                <w:rFonts w:ascii="Calibri" w:hAnsi="Calibri"/>
-                <w:sz w:val="20"/>
-              </w:rPr>
-              <w:t xml:space="default">0.032</w:t>
-            </w:r>
-          </w:p>
-        </w:tc>
-        <w:tc>
-          <w:tcPr>
-            <w:tcBorders>
-              <w:top w:val="single" w:space="0" w:color="D3D3D3"/>
-              <w:bottom w:val="single" w:space="0" w:color="D3D3D3"/>
-              <w:start w:val="single" w:space="0" w:color="D3D3D3"/>
-              <w:end w:val="single" w:space="0" w:color="D3D3D3"/>
-            </w:tcBorders>
-          </w:tcPr>
-          <w:p>
-            <w:pPr>
-              <w:spacing w:before="0" w:after="60"/>
-              <w:keepNext/>
-              <w:jc w:val="end"/>
-            </w:pPr>
-            <w:r>
-              <w:rPr>
-                <w:rFonts w:ascii="Calibri" w:hAnsi="Calibri"/>
-                <w:sz w:val="20"/>
-              </w:rPr>
-              <w:t xml:space="default">0.87</w:t>
-            </w:r>
-          </w:p>
-        </w:tc>
-        <w:tc>
-          <w:tcPr>
-            <w:tcBorders>
-              <w:top w:val="single" w:space="0" w:color="D3D3D3"/>
-              <w:bottom w:val="single" w:space="0" w:color="D3D3D3"/>
-              <w:start w:val="single" w:space="0" w:color="D3D3D3"/>
-              <w:end w:val="single" w:space="0" w:color="D3D3D3"/>
-            </w:tcBorders>
-          </w:tcPr>
-          <w:p>
-            <w:pPr>
-              <w:spacing w:before="0" w:after="60"/>
-              <w:keepNext/>
-              <w:jc w:val="end"/>
-            </w:pPr>
-            <w:r>
-              <w:rPr>
-                <w:rFonts w:ascii="Calibri" w:hAnsi="Calibri"/>
-                <w:sz w:val="20"/>
-              </w:rPr>
-              <w:t xml:space="default">3.4</w:t>
-            </w:r>
-          </w:p>
-        </w:tc>
-        <w:tc>
-          <w:tcPr>
-            <w:tcBorders>
-              <w:top w:val="single" w:space="0" w:color="D3D3D3"/>
-              <w:bottom w:val="single" w:space="0" w:color="D3D3D3"/>
-              <w:start w:val="single" w:space="0" w:color="D3D3D3"/>
-              <w:end w:val="single" w:space="0" w:color="D3D3D3"/>
-            </w:tcBorders>
-          </w:tcPr>
-          <w:p>
-            <w:pPr>
-              <w:spacing w:before="0" w:after="60"/>
-              <w:keepNext/>
-              <w:jc w:val="end"/>
-            </w:pPr>
-            <w:r>
-              <w:rPr>
-                <w:rFonts w:ascii="Calibri" w:hAnsi="Calibri"/>
-                <w:sz w:val="20"/>
-              </w:rPr>
-              <w:t xml:space="default">72</w:t>
+              <w:t xml:space="default">M7_av</w:t>
+            </w:r>
+          </w:p>
+        </w:tc>
+        <w:tc>
+          <w:tcPr>
+            <w:tcBorders>
+              <w:top w:val="single" w:space="0" w:color="D3D3D3"/>
+              <w:bottom w:val="single" w:space="0" w:color="D3D3D3"/>
+              <w:start w:val="single" w:space="0" w:color="D3D3D3"/>
+              <w:end w:val="single" w:space="0" w:color="D3D3D3"/>
+            </w:tcBorders>
+          </w:tcPr>
+          <w:p>
+            <w:pPr>
+              <w:spacing w:before="0" w:after="60"/>
+              <w:keepNext/>
+              <w:jc w:val="start"/>
+            </w:pPr>
+            <w:r>
+              <w:rPr>
+                <w:rFonts w:ascii="Calibri" w:hAnsi="Calibri"/>
+                <w:sz w:val="20"/>
+              </w:rPr>
+              <w:t xml:space="default">s(dT_raw)</w:t>
+            </w:r>
+          </w:p>
+        </w:tc>
+        <w:tc>
+          <w:tcPr>
+            <w:tcBorders>
+              <w:top w:val="single" w:space="0" w:color="D3D3D3"/>
+              <w:bottom w:val="single" w:space="0" w:color="D3D3D3"/>
+              <w:start w:val="single" w:space="0" w:color="D3D3D3"/>
+              <w:end w:val="single" w:space="0" w:color="D3D3D3"/>
+            </w:tcBorders>
+          </w:tcPr>
+          <w:p>
+            <w:pPr>
+              <w:spacing w:before="0" w:after="60"/>
+              <w:keepNext/>
+              <w:jc w:val="start"/>
+            </w:pPr>
+            <w:r>
+              <w:rPr>
+                <w:rFonts w:ascii="Calibri" w:hAnsi="Calibri"/>
+                <w:sz w:val="20"/>
+              </w:rPr>
+              <w:t xml:space="default">0.0025</w:t>
+            </w:r>
+          </w:p>
+        </w:tc>
+        <w:tc>
+          <w:tcPr>
+            <w:tcBorders>
+              <w:top w:val="single" w:space="0" w:color="D3D3D3"/>
+              <w:bottom w:val="single" w:space="0" w:color="D3D3D3"/>
+              <w:start w:val="single" w:space="0" w:color="D3D3D3"/>
+              <w:end w:val="single" w:space="0" w:color="D3D3D3"/>
+            </w:tcBorders>
+          </w:tcPr>
+          <w:p>
+            <w:pPr>
+              <w:spacing w:before="0" w:after="60"/>
+              <w:keepNext/>
+              <w:jc w:val="end"/>
+            </w:pPr>
+            <w:r>
+              <w:rPr>
+                <w:rFonts w:ascii="Calibri" w:hAnsi="Calibri"/>
+                <w:sz w:val="20"/>
+              </w:rPr>
+              <w:t xml:space="default">0.31</w:t>
+            </w:r>
+          </w:p>
+        </w:tc>
+        <w:tc>
+          <w:tcPr>
+            <w:tcBorders>
+              <w:top w:val="single" w:space="0" w:color="D3D3D3"/>
+              <w:bottom w:val="single" w:space="0" w:color="D3D3D3"/>
+              <w:start w:val="single" w:space="0" w:color="D3D3D3"/>
+              <w:end w:val="single" w:space="0" w:color="D3D3D3"/>
+            </w:tcBorders>
+          </w:tcPr>
+          <w:p>
+            <w:pPr>
+              <w:spacing w:before="0" w:after="60"/>
+              <w:keepNext/>
+              <w:jc w:val="end"/>
+            </w:pPr>
+            <w:r>
+              <w:rPr>
+                <w:rFonts w:ascii="Calibri" w:hAnsi="Calibri"/>
+                <w:sz w:val="20"/>
+              </w:rPr>
+              <w:t xml:space="default">0.8</w:t>
+            </w:r>
+          </w:p>
+        </w:tc>
+        <w:tc>
+          <w:tcPr>
+            <w:tcBorders>
+              <w:top w:val="single" w:space="0" w:color="D3D3D3"/>
+              <w:bottom w:val="single" w:space="0" w:color="D3D3D3"/>
+              <w:start w:val="single" w:space="0" w:color="D3D3D3"/>
+              <w:end w:val="single" w:space="0" w:color="D3D3D3"/>
+            </w:tcBorders>
+          </w:tcPr>
+          <w:p>
+            <w:pPr>
+              <w:spacing w:before="0" w:after="60"/>
+              <w:keepNext/>
+              <w:jc w:val="end"/>
+            </w:pPr>
+            <w:r>
+              <w:rPr>
+                <w:rFonts w:ascii="Calibri" w:hAnsi="Calibri"/>
+                <w:sz w:val="20"/>
+              </w:rPr>
+              <w:t xml:space="default">89</w:t>
             </w:r>
           </w:p>
         </w:tc>
@@ -3475,27 +3475,168 @@
         <w:tc>
           <w:tcPr>
             <w:tcBorders>
-              <w:top w:val="single" w:sz="16" w:space="0" w:color="D3D3D3"/>
-              <w:bottom w:val="single" w:sz="16" w:space="0" w:color="D3D3D3"/>
-              <w:start w:val="single" w:space="0" w:color="D3D3D3"/>
-              <w:end w:val="single" w:space="0" w:color="D3D3D3"/>
-            </w:tcBorders>
-            <w:tcMar>
-              <w:top w:w="25" w:type="dxa"/>
-            </w:tcMar>
-            <w:gridSpan w:val="7"/>
-          </w:tcPr>
-          <w:p>
-            <w:pPr>
-              <w:spacing w:before="0" w:after="60"/>
-              <w:keepNext/>
-            </w:pPr>
-            <w:r>
-              <w:rPr>
-                <w:rFonts w:ascii="Calibri" w:hAnsi="Calibri"/>
-                <w:sz w:val="20"/>
-              </w:rPr>
-              <w:t xml:space="default">Regional</w:t>
+              <w:top w:val="single" w:space="0" w:color="D3D3D3"/>
+              <w:bottom w:val="single" w:space="0" w:color="D3D3D3"/>
+              <w:start w:val="single" w:space="0" w:color="D3D3D3"/>
+              <w:end w:val="single" w:space="0" w:color="D3D3D3"/>
+            </w:tcBorders>
+          </w:tcPr>
+          <w:p>
+            <w:pPr>
+              <w:spacing w:before="0" w:after="60"/>
+              <w:keepNext/>
+              <w:jc w:val="center"/>
+            </w:pPr>
+            <w:r>
+              <w:rPr>
+                <w:rFonts w:ascii="Calibri" w:hAnsi="Calibri"/>
+                <w:sz w:val="20"/>
+              </w:rPr>
+              <w:t xml:space="default">Combined</w:t>
+            </w:r>
+          </w:p>
+        </w:tc>
+        <w:tc>
+          <w:tcPr>
+            <w:tcBorders>
+              <w:top w:val="single" w:space="0" w:color="D3D3D3"/>
+              <w:bottom w:val="single" w:space="0" w:color="D3D3D3"/>
+              <w:start w:val="single" w:space="0" w:color="D3D3D3"/>
+              <w:end w:val="single" w:space="0" w:color="D3D3D3"/>
+            </w:tcBorders>
+          </w:tcPr>
+          <w:p>
+            <w:pPr>
+              <w:spacing w:before="0" w:after="60"/>
+              <w:keepNext/>
+              <w:jc w:val="start"/>
+            </w:pPr>
+            <w:r>
+              <w:rPr>
+                <w:rFonts w:ascii="Calibri" w:hAnsi="Calibri"/>
+                <w:sz w:val="20"/>
+              </w:rPr>
+              <w:t xml:space="default">M7_av</w:t>
+            </w:r>
+          </w:p>
+        </w:tc>
+        <w:tc>
+          <w:tcPr>
+            <w:tcBorders>
+              <w:top w:val="single" w:space="0" w:color="D3D3D3"/>
+              <w:bottom w:val="single" w:space="0" w:color="D3D3D3"/>
+              <w:start w:val="single" w:space="0" w:color="D3D3D3"/>
+              <w:end w:val="single" w:space="0" w:color="D3D3D3"/>
+            </w:tcBorders>
+          </w:tcPr>
+          <w:p>
+            <w:pPr>
+              <w:spacing w:before="0" w:after="60"/>
+              <w:keepNext/>
+              <w:jc w:val="start"/>
+            </w:pPr>
+            <w:r>
+              <w:rPr>
+                <w:rFonts w:ascii="Calibri" w:hAnsi="Calibri"/>
+                <w:sz w:val="20"/>
+              </w:rPr>
+              <w:t xml:space="default">s(Hur100_av)</w:t>
+            </w:r>
+          </w:p>
+        </w:tc>
+        <w:tc>
+          <w:tcPr>
+            <w:tcBorders>
+              <w:top w:val="single" w:space="0" w:color="D3D3D3"/>
+              <w:bottom w:val="single" w:space="0" w:color="D3D3D3"/>
+              <w:start w:val="single" w:space="0" w:color="D3D3D3"/>
+              <w:end w:val="single" w:space="0" w:color="D3D3D3"/>
+            </w:tcBorders>
+          </w:tcPr>
+          <w:p>
+            <w:pPr>
+              <w:spacing w:before="0" w:after="60"/>
+              <w:keepNext/>
+              <w:jc w:val="start"/>
+            </w:pPr>
+            <w:r>
+              <w:rPr>
+                <w:rFonts w:ascii="Calibri" w:hAnsi="Calibri"/>
+                <w:sz w:val="20"/>
+              </w:rPr>
+              <w:t xml:space="default">0.00015</w:t>
+            </w:r>
+          </w:p>
+        </w:tc>
+        <w:tc>
+          <w:tcPr>
+            <w:tcBorders>
+              <w:top w:val="single" w:space="0" w:color="D3D3D3"/>
+              <w:bottom w:val="single" w:space="0" w:color="D3D3D3"/>
+              <w:start w:val="single" w:space="0" w:color="D3D3D3"/>
+              <w:end w:val="single" w:space="0" w:color="D3D3D3"/>
+            </w:tcBorders>
+          </w:tcPr>
+          <w:p>
+            <w:pPr>
+              <w:spacing w:before="0" w:after="60"/>
+              <w:keepNext/>
+              <w:jc w:val="end"/>
+            </w:pPr>
+            <w:r>
+              <w:rPr>
+                <w:rFonts w:ascii="Calibri" w:hAnsi="Calibri"/>
+                <w:sz w:val="20"/>
+              </w:rPr>
+              <w:t xml:space="default">0.036</w:t>
+            </w:r>
+          </w:p>
+        </w:tc>
+        <w:tc>
+          <w:tcPr>
+            <w:tcBorders>
+              <w:top w:val="single" w:space="0" w:color="D3D3D3"/>
+              <w:bottom w:val="single" w:space="0" w:color="D3D3D3"/>
+              <w:start w:val="single" w:space="0" w:color="D3D3D3"/>
+              <w:end w:val="single" w:space="0" w:color="D3D3D3"/>
+            </w:tcBorders>
+          </w:tcPr>
+          <w:p>
+            <w:pPr>
+              <w:spacing w:before="0" w:after="60"/>
+              <w:keepNext/>
+              <w:jc w:val="end"/>
+            </w:pPr>
+            <w:r>
+              <w:rPr>
+                <w:rFonts w:ascii="Calibri" w:hAnsi="Calibri"/>
+                <w:sz w:val="20"/>
+              </w:rPr>
+              <w:t xml:space="default">1.0</w:t>
+            </w:r>
+          </w:p>
+        </w:tc>
+        <w:tc>
+          <w:tcPr>
+            <w:tcBorders>
+              <w:top w:val="single" w:space="0" w:color="D3D3D3"/>
+              <w:bottom w:val="single" w:space="0" w:color="D3D3D3"/>
+              <w:start w:val="single" w:space="0" w:color="D3D3D3"/>
+              <w:end w:val="single" w:space="0" w:color="D3D3D3"/>
+            </w:tcBorders>
+          </w:tcPr>
+          <w:p>
+            <w:pPr>
+              <w:spacing w:before="0" w:after="60"/>
+              <w:keepNext/>
+              <w:jc w:val="end"/>
+            </w:pPr>
+            <w:r>
+              <w:rPr>
+                <w:rFonts w:ascii="Calibri" w:hAnsi="Calibri"/>
+                <w:sz w:val="20"/>
+              </w:rPr>
+              <w:t xml:space="default">100</w:t>
             </w:r>
           </w:p>
         </w:tc>
@@ -3507,168 +3648,27 @@
         <w:tc>
           <w:tcPr>
             <w:tcBorders>
-              <w:top w:val="single" w:space="0" w:color="D3D3D3"/>
-              <w:bottom w:val="single" w:space="0" w:color="D3D3D3"/>
-              <w:start w:val="single" w:space="0" w:color="D3D3D3"/>
-              <w:end w:val="single" w:space="0" w:color="D3D3D3"/>
-            </w:tcBorders>
-          </w:tcPr>
-          <w:p>
-            <w:pPr>
-              <w:spacing w:before="0" w:after="60"/>
-              <w:keepNext/>
-              <w:jc w:val="center"/>
-            </w:pPr>
-            <w:r>
-              <w:rPr>
-                <w:rFonts w:ascii="Calibri" w:hAnsi="Calibri"/>
-                <w:sz w:val="20"/>
-              </w:rPr>
-              <w:t xml:space="default">Marginal</w:t>
-            </w:r>
-          </w:p>
-        </w:tc>
-        <w:tc>
-          <w:tcPr>
-            <w:tcBorders>
-              <w:top w:val="single" w:space="0" w:color="D3D3D3"/>
-              <w:bottom w:val="single" w:space="0" w:color="D3D3D3"/>
-              <w:start w:val="single" w:space="0" w:color="D3D3D3"/>
-              <w:end w:val="single" w:space="0" w:color="D3D3D3"/>
-            </w:tcBorders>
-          </w:tcPr>
-          <w:p>
-            <w:pPr>
-              <w:spacing w:before="0" w:after="60"/>
-              <w:keepNext/>
-              <w:jc w:val="start"/>
-            </w:pPr>
-            <w:r>
-              <w:rPr>
-                <w:rFonts w:ascii="Calibri" w:hAnsi="Calibri"/>
-                <w:sz w:val="20"/>
-              </w:rPr>
-              <w:t xml:space="default">M_the</w:t>
-            </w:r>
-          </w:p>
-        </w:tc>
-        <w:tc>
-          <w:tcPr>
-            <w:tcBorders>
-              <w:top w:val="single" w:space="0" w:color="D3D3D3"/>
-              <w:bottom w:val="single" w:space="0" w:color="D3D3D3"/>
-              <w:start w:val="single" w:space="0" w:color="D3D3D3"/>
-              <w:end w:val="single" w:space="0" w:color="D3D3D3"/>
-            </w:tcBorders>
-          </w:tcPr>
-          <w:p>
-            <w:pPr>
-              <w:spacing w:before="0" w:after="60"/>
-              <w:keepNext/>
-              <w:jc w:val="start"/>
-            </w:pPr>
-            <w:r>
-              <w:rPr>
-                <w:rFonts w:ascii="Calibri" w:hAnsi="Calibri"/>
-                <w:sz w:val="20"/>
-              </w:rPr>
-              <w:t xml:space="default">Thermal</w:t>
-            </w:r>
-          </w:p>
-        </w:tc>
-        <w:tc>
-          <w:tcPr>
-            <w:tcBorders>
-              <w:top w:val="single" w:space="0" w:color="D3D3D3"/>
-              <w:bottom w:val="single" w:space="0" w:color="D3D3D3"/>
-              <w:start w:val="single" w:space="0" w:color="D3D3D3"/>
-              <w:end w:val="single" w:space="0" w:color="D3D3D3"/>
-            </w:tcBorders>
-          </w:tcPr>
-          <w:p>
-            <w:pPr>
-              <w:spacing w:before="0" w:after="60"/>
-              <w:keepNext/>
-              <w:jc w:val="start"/>
-            </w:pPr>
-            <w:r>
-              <w:rPr>
-                <w:rFonts w:ascii="Calibri" w:hAnsi="Calibri"/>
-                <w:sz w:val="20"/>
-              </w:rPr>
-              <w:t xml:space="default">0.0019</w:t>
-            </w:r>
-          </w:p>
-        </w:tc>
-        <w:tc>
-          <w:tcPr>
-            <w:tcBorders>
-              <w:top w:val="single" w:space="0" w:color="D3D3D3"/>
-              <w:bottom w:val="single" w:space="0" w:color="D3D3D3"/>
-              <w:start w:val="single" w:space="0" w:color="D3D3D3"/>
-              <w:end w:val="single" w:space="0" w:color="D3D3D3"/>
-            </w:tcBorders>
-          </w:tcPr>
-          <w:p>
-            <w:pPr>
-              <w:spacing w:before="0" w:after="60"/>
-              <w:keepNext/>
-              <w:jc w:val="end"/>
-            </w:pPr>
-            <w:r>
-              <w:rPr>
-                <w:rFonts w:ascii="Calibri" w:hAnsi="Calibri"/>
-                <w:sz w:val="20"/>
-              </w:rPr>
-              <w:t xml:space="default">0.06</w:t>
-            </w:r>
-          </w:p>
-        </w:tc>
-        <w:tc>
-          <w:tcPr>
-            <w:tcBorders>
-              <w:top w:val="single" w:space="0" w:color="D3D3D3"/>
-              <w:bottom w:val="single" w:space="0" w:color="D3D3D3"/>
-              <w:start w:val="single" w:space="0" w:color="D3D3D3"/>
-              <w:end w:val="single" w:space="0" w:color="D3D3D3"/>
-            </w:tcBorders>
-          </w:tcPr>
-          <w:p>
-            <w:pPr>
-              <w:spacing w:before="0" w:after="60"/>
-              <w:keepNext/>
-              <w:jc w:val="end"/>
-            </w:pPr>
-            <w:r>
-              <w:rPr>
-                <w:rFonts w:ascii="Calibri" w:hAnsi="Calibri"/>
-                <w:sz w:val="20"/>
-              </w:rPr>
-              <w:t xml:space="default">0.2</w:t>
-            </w:r>
-          </w:p>
-        </w:tc>
-        <w:tc>
-          <w:tcPr>
-            <w:tcBorders>
-              <w:top w:val="single" w:space="0" w:color="D3D3D3"/>
-              <w:bottom w:val="single" w:space="0" w:color="D3D3D3"/>
-              <w:start w:val="single" w:space="0" w:color="D3D3D3"/>
-              <w:end w:val="single" w:space="0" w:color="D3D3D3"/>
-            </w:tcBorders>
-          </w:tcPr>
-          <w:p>
-            <w:pPr>
-              <w:spacing w:before="0" w:after="60"/>
-              <w:keepNext/>
-              <w:jc w:val="end"/>
-            </w:pPr>
-            <w:r>
-              <w:rPr>
-                <w:rFonts w:ascii="Calibri" w:hAnsi="Calibri"/>
-                <w:sz w:val="20"/>
-              </w:rPr>
-              <w:t xml:space="default">98</w:t>
+              <w:top w:val="single" w:sz="16" w:space="0" w:color="D3D3D3"/>
+              <w:bottom w:val="single" w:sz="16" w:space="0" w:color="D3D3D3"/>
+              <w:start w:val="single" w:space="0" w:color="D3D3D3"/>
+              <w:end w:val="single" w:space="0" w:color="D3D3D3"/>
+            </w:tcBorders>
+            <w:tcMar>
+              <w:top w:w="25" w:type="dxa"/>
+            </w:tcMar>
+            <w:gridSpan w:val="7"/>
+          </w:tcPr>
+          <w:p>
+            <w:pPr>
+              <w:spacing w:before="0" w:after="60"/>
+              <w:keepNext/>
+            </w:pPr>
+            <w:r>
+              <w:rPr>
+                <w:rFonts w:ascii="Calibri" w:hAnsi="Calibri"/>
+                <w:sz w:val="20"/>
+              </w:rPr>
+              <w:t xml:space="default">Regional</w:t>
             </w:r>
           </w:p>
         </w:tc>
@@ -3697,151 +3697,151 @@
                 <w:rFonts w:ascii="Calibri" w:hAnsi="Calibri"/>
                 <w:sz w:val="20"/>
               </w:rPr>
-              <w:t xml:space="default">Combined</w:t>
-            </w:r>
-          </w:p>
-        </w:tc>
-        <w:tc>
-          <w:tcPr>
-            <w:tcBorders>
-              <w:top w:val="single" w:space="0" w:color="D3D3D3"/>
-              <w:bottom w:val="single" w:space="0" w:color="D3D3D3"/>
-              <w:start w:val="single" w:space="0" w:color="D3D3D3"/>
-              <w:end w:val="single" w:space="0" w:color="D3D3D3"/>
-            </w:tcBorders>
-          </w:tcPr>
-          <w:p>
-            <w:pPr>
-              <w:spacing w:before="0" w:after="60"/>
-              <w:keepNext/>
-              <w:jc w:val="start"/>
-            </w:pPr>
-            <w:r>
-              <w:rPr>
-                <w:rFonts w:ascii="Calibri" w:hAnsi="Calibri"/>
-                <w:sz w:val="20"/>
-              </w:rPr>
-              <w:t xml:space="default">M6_av</w:t>
-            </w:r>
-          </w:p>
-        </w:tc>
-        <w:tc>
-          <w:tcPr>
-            <w:tcBorders>
-              <w:top w:val="single" w:space="0" w:color="D3D3D3"/>
-              <w:bottom w:val="single" w:space="0" w:color="D3D3D3"/>
-              <w:start w:val="single" w:space="0" w:color="D3D3D3"/>
-              <w:end w:val="single" w:space="0" w:color="D3D3D3"/>
-            </w:tcBorders>
-          </w:tcPr>
-          <w:p>
-            <w:pPr>
-              <w:spacing w:before="0" w:after="60"/>
-              <w:keepNext/>
-              <w:jc w:val="start"/>
-            </w:pPr>
-            <w:r>
-              <w:rPr>
-                <w:rFonts w:ascii="Calibri" w:hAnsi="Calibri"/>
-                <w:sz w:val="20"/>
-              </w:rPr>
-              <w:t xml:space="default">Hydro</w:t>
-            </w:r>
-          </w:p>
-        </w:tc>
-        <w:tc>
-          <w:tcPr>
-            <w:tcBorders>
-              <w:top w:val="single" w:space="0" w:color="D3D3D3"/>
-              <w:bottom w:val="single" w:space="0" w:color="D3D3D3"/>
-              <w:start w:val="single" w:space="0" w:color="D3D3D3"/>
-              <w:end w:val="single" w:space="0" w:color="D3D3D3"/>
-            </w:tcBorders>
-          </w:tcPr>
-          <w:p>
-            <w:pPr>
-              <w:spacing w:before="0" w:after="60"/>
-              <w:keepNext/>
-              <w:jc w:val="start"/>
-            </w:pPr>
-            <w:r>
-              <w:rPr>
-                <w:rFonts w:ascii="Calibri" w:hAnsi="Calibri"/>
-                <w:sz w:val="20"/>
-              </w:rPr>
-              <w:t xml:space="default">0.34</w:t>
-            </w:r>
-          </w:p>
-        </w:tc>
-        <w:tc>
-          <w:tcPr>
-            <w:tcBorders>
-              <w:top w:val="single" w:space="0" w:color="D3D3D3"/>
-              <w:bottom w:val="single" w:space="0" w:color="D3D3D3"/>
-              <w:start w:val="single" w:space="0" w:color="D3D3D3"/>
-              <w:end w:val="single" w:space="0" w:color="D3D3D3"/>
-            </w:tcBorders>
-          </w:tcPr>
-          <w:p>
-            <w:pPr>
-              <w:spacing w:before="0" w:after="60"/>
-              <w:keepNext/>
-              <w:jc w:val="end"/>
-            </w:pPr>
-            <w:r>
-              <w:rPr>
-                <w:rFonts w:ascii="Calibri" w:hAnsi="Calibri"/>
-                <w:sz w:val="20"/>
-              </w:rPr>
-              <w:t xml:space="default">0.73</w:t>
-            </w:r>
-          </w:p>
-        </w:tc>
-        <w:tc>
-          <w:tcPr>
-            <w:tcBorders>
-              <w:top w:val="single" w:space="0" w:color="D3D3D3"/>
-              <w:bottom w:val="single" w:space="0" w:color="D3D3D3"/>
-              <w:start w:val="single" w:space="0" w:color="D3D3D3"/>
-              <w:end w:val="single" w:space="0" w:color="D3D3D3"/>
-            </w:tcBorders>
-          </w:tcPr>
-          <w:p>
-            <w:pPr>
-              <w:spacing w:before="0" w:after="60"/>
-              <w:keepNext/>
-              <w:jc w:val="end"/>
-            </w:pPr>
-            <w:r>
-              <w:rPr>
-                <w:rFonts w:ascii="Calibri" w:hAnsi="Calibri"/>
-                <w:sz w:val="20"/>
-              </w:rPr>
-              <w:t xml:space="default">6.0</w:t>
-            </w:r>
-          </w:p>
-        </w:tc>
-        <w:tc>
-          <w:tcPr>
-            <w:tcBorders>
-              <w:top w:val="single" w:space="0" w:color="D3D3D3"/>
-              <w:bottom w:val="single" w:space="0" w:color="D3D3D3"/>
-              <w:start w:val="single" w:space="0" w:color="D3D3D3"/>
-              <w:end w:val="single" w:space="0" w:color="D3D3D3"/>
-            </w:tcBorders>
-          </w:tcPr>
-          <w:p>
-            <w:pPr>
-              <w:spacing w:before="0" w:after="60"/>
-              <w:keepNext/>
-              <w:jc w:val="end"/>
-            </w:pPr>
-            <w:r>
-              <w:rPr>
-                <w:rFonts w:ascii="Calibri" w:hAnsi="Calibri"/>
-                <w:sz w:val="20"/>
-              </w:rPr>
-              <w:t xml:space="default">0</w:t>
+              <w:t xml:space="default">Marginal</w:t>
+            </w:r>
+          </w:p>
+        </w:tc>
+        <w:tc>
+          <w:tcPr>
+            <w:tcBorders>
+              <w:top w:val="single" w:space="0" w:color="D3D3D3"/>
+              <w:bottom w:val="single" w:space="0" w:color="D3D3D3"/>
+              <w:start w:val="single" w:space="0" w:color="D3D3D3"/>
+              <w:end w:val="single" w:space="0" w:color="D3D3D3"/>
+            </w:tcBorders>
+          </w:tcPr>
+          <w:p>
+            <w:pPr>
+              <w:spacing w:before="0" w:after="60"/>
+              <w:keepNext/>
+              <w:jc w:val="start"/>
+            </w:pPr>
+            <w:r>
+              <w:rPr>
+                <w:rFonts w:ascii="Calibri" w:hAnsi="Calibri"/>
+                <w:sz w:val="20"/>
+              </w:rPr>
+              <w:t xml:space="default">M_hav</w:t>
+            </w:r>
+          </w:p>
+        </w:tc>
+        <w:tc>
+          <w:tcPr>
+            <w:tcBorders>
+              <w:top w:val="single" w:space="0" w:color="D3D3D3"/>
+              <w:bottom w:val="single" w:space="0" w:color="D3D3D3"/>
+              <w:start w:val="single" w:space="0" w:color="D3D3D3"/>
+              <w:end w:val="single" w:space="0" w:color="D3D3D3"/>
+            </w:tcBorders>
+          </w:tcPr>
+          <w:p>
+            <w:pPr>
+              <w:spacing w:before="0" w:after="60"/>
+              <w:keepNext/>
+              <w:jc w:val="start"/>
+            </w:pPr>
+            <w:r>
+              <w:rPr>
+                <w:rFonts w:ascii="Calibri" w:hAnsi="Calibri"/>
+                <w:sz w:val="20"/>
+              </w:rPr>
+              <w:t xml:space="default">s(Hur100_av)</w:t>
+            </w:r>
+          </w:p>
+        </w:tc>
+        <w:tc>
+          <w:tcPr>
+            <w:tcBorders>
+              <w:top w:val="single" w:space="0" w:color="D3D3D3"/>
+              <w:bottom w:val="single" w:space="0" w:color="D3D3D3"/>
+              <w:start w:val="single" w:space="0" w:color="D3D3D3"/>
+              <w:end w:val="single" w:space="0" w:color="D3D3D3"/>
+            </w:tcBorders>
+          </w:tcPr>
+          <w:p>
+            <w:pPr>
+              <w:spacing w:before="0" w:after="60"/>
+              <w:keepNext/>
+              <w:jc w:val="start"/>
+            </w:pPr>
+            <w:r>
+              <w:rPr>
+                <w:rFonts w:ascii="Calibri" w:hAnsi="Calibri"/>
+                <w:sz w:val="20"/>
+              </w:rPr>
+              <w:t xml:space="default">&lt;1e-04</w:t>
+            </w:r>
+          </w:p>
+        </w:tc>
+        <w:tc>
+          <w:tcPr>
+            <w:tcBorders>
+              <w:top w:val="single" w:space="0" w:color="D3D3D3"/>
+              <w:bottom w:val="single" w:space="0" w:color="D3D3D3"/>
+              <w:start w:val="single" w:space="0" w:color="D3D3D3"/>
+              <w:end w:val="single" w:space="0" w:color="D3D3D3"/>
+            </w:tcBorders>
+          </w:tcPr>
+          <w:p>
+            <w:pPr>
+              <w:spacing w:before="0" w:after="60"/>
+              <w:keepNext/>
+              <w:jc w:val="end"/>
+            </w:pPr>
+            <w:r>
+              <w:rPr>
+                <w:rFonts w:ascii="Calibri" w:hAnsi="Calibri"/>
+                <w:sz w:val="20"/>
+              </w:rPr>
+              <w:t xml:space="default">0.073</w:t>
+            </w:r>
+          </w:p>
+        </w:tc>
+        <w:tc>
+          <w:tcPr>
+            <w:tcBorders>
+              <w:top w:val="single" w:space="0" w:color="D3D3D3"/>
+              <w:bottom w:val="single" w:space="0" w:color="D3D3D3"/>
+              <w:start w:val="single" w:space="0" w:color="D3D3D3"/>
+              <w:end w:val="single" w:space="0" w:color="D3D3D3"/>
+            </w:tcBorders>
+          </w:tcPr>
+          <w:p>
+            <w:pPr>
+              <w:spacing w:before="0" w:after="60"/>
+              <w:keepNext/>
+              <w:jc w:val="end"/>
+            </w:pPr>
+            <w:r>
+              <w:rPr>
+                <w:rFonts w:ascii="Calibri" w:hAnsi="Calibri"/>
+                <w:sz w:val="20"/>
+              </w:rPr>
+              <w:t xml:space="default">0.1</w:t>
+            </w:r>
+          </w:p>
+        </w:tc>
+        <w:tc>
+          <w:tcPr>
+            <w:tcBorders>
+              <w:top w:val="single" w:space="0" w:color="D3D3D3"/>
+              <w:bottom w:val="single" w:space="0" w:color="D3D3D3"/>
+              <w:start w:val="single" w:space="0" w:color="D3D3D3"/>
+              <w:end w:val="single" w:space="0" w:color="D3D3D3"/>
+            </w:tcBorders>
+          </w:tcPr>
+          <w:p>
+            <w:pPr>
+              <w:spacing w:before="0" w:after="60"/>
+              <w:keepNext/>
+              <w:jc w:val="end"/>
+            </w:pPr>
+            <w:r>
+              <w:rPr>
+                <w:rFonts w:ascii="Calibri" w:hAnsi="Calibri"/>
+                <w:sz w:val="20"/>
+              </w:rPr>
+              <w:t xml:space="default">98</w:t>
             </w:r>
           </w:p>
         </w:tc>
@@ -3894,127 +3894,127 @@
                 <w:rFonts w:ascii="Calibri" w:hAnsi="Calibri"/>
                 <w:sz w:val="20"/>
               </w:rPr>
-              <w:t xml:space="default">M6_av</w:t>
-            </w:r>
-          </w:p>
-        </w:tc>
-        <w:tc>
-          <w:tcPr>
-            <w:tcBorders>
-              <w:top w:val="single" w:space="0" w:color="D3D3D3"/>
-              <w:bottom w:val="single" w:space="0" w:color="D3D3D3"/>
-              <w:start w:val="single" w:space="0" w:color="D3D3D3"/>
-              <w:end w:val="single" w:space="0" w:color="D3D3D3"/>
-            </w:tcBorders>
-          </w:tcPr>
-          <w:p>
-            <w:pPr>
-              <w:spacing w:before="0" w:after="60"/>
-              <w:keepNext/>
-              <w:jc w:val="start"/>
-            </w:pPr>
-            <w:r>
-              <w:rPr>
-                <w:rFonts w:ascii="Calibri" w:hAnsi="Calibri"/>
-                <w:sz w:val="20"/>
-              </w:rPr>
-              <w:t xml:space="default">Thermal</w:t>
-            </w:r>
-          </w:p>
-        </w:tc>
-        <w:tc>
-          <w:tcPr>
-            <w:tcBorders>
-              <w:top w:val="single" w:space="0" w:color="D3D3D3"/>
-              <w:bottom w:val="single" w:space="0" w:color="D3D3D3"/>
-              <w:start w:val="single" w:space="0" w:color="D3D3D3"/>
-              <w:end w:val="single" w:space="0" w:color="D3D3D3"/>
-            </w:tcBorders>
-          </w:tcPr>
-          <w:p>
-            <w:pPr>
-              <w:spacing w:before="0" w:after="60"/>
-              <w:keepNext/>
-              <w:jc w:val="start"/>
-            </w:pPr>
-            <w:r>
-              <w:rPr>
-                <w:rFonts w:ascii="Calibri" w:hAnsi="Calibri"/>
-                <w:sz w:val="20"/>
-              </w:rPr>
-              <w:t xml:space="default">0.025</w:t>
-            </w:r>
-          </w:p>
-        </w:tc>
-        <w:tc>
-          <w:tcPr>
-            <w:tcBorders>
-              <w:top w:val="single" w:space="0" w:color="D3D3D3"/>
-              <w:bottom w:val="single" w:space="0" w:color="D3D3D3"/>
-              <w:start w:val="single" w:space="0" w:color="D3D3D3"/>
-              <w:end w:val="single" w:space="0" w:color="D3D3D3"/>
-            </w:tcBorders>
-          </w:tcPr>
-          <w:p>
-            <w:pPr>
-              <w:spacing w:before="0" w:after="60"/>
-              <w:keepNext/>
-              <w:jc w:val="end"/>
-            </w:pPr>
-            <w:r>
-              <w:rPr>
-                <w:rFonts w:ascii="Calibri" w:hAnsi="Calibri"/>
-                <w:sz w:val="20"/>
-              </w:rPr>
-              <w:t xml:space="default">0.077</w:t>
-            </w:r>
-          </w:p>
-        </w:tc>
-        <w:tc>
-          <w:tcPr>
-            <w:tcBorders>
-              <w:top w:val="single" w:space="0" w:color="D3D3D3"/>
-              <w:bottom w:val="single" w:space="0" w:color="D3D3D3"/>
-              <w:start w:val="single" w:space="0" w:color="D3D3D3"/>
-              <w:end w:val="single" w:space="0" w:color="D3D3D3"/>
-            </w:tcBorders>
-          </w:tcPr>
-          <w:p>
-            <w:pPr>
-              <w:spacing w:before="0" w:after="60"/>
-              <w:keepNext/>
-              <w:jc w:val="end"/>
-            </w:pPr>
-            <w:r>
-              <w:rPr>
-                <w:rFonts w:ascii="Calibri" w:hAnsi="Calibri"/>
-                <w:sz w:val="20"/>
-              </w:rPr>
-              <w:t xml:space="default">0.8</w:t>
-            </w:r>
-          </w:p>
-        </w:tc>
-        <w:tc>
-          <w:tcPr>
-            <w:tcBorders>
-              <w:top w:val="single" w:space="0" w:color="D3D3D3"/>
-              <w:bottom w:val="single" w:space="0" w:color="D3D3D3"/>
-              <w:start w:val="single" w:space="0" w:color="D3D3D3"/>
-              <w:end w:val="single" w:space="0" w:color="D3D3D3"/>
-            </w:tcBorders>
-          </w:tcPr>
-          <w:p>
-            <w:pPr>
-              <w:spacing w:before="0" w:after="60"/>
-              <w:keepNext/>
-              <w:jc w:val="end"/>
-            </w:pPr>
-            <w:r>
-              <w:rPr>
-                <w:rFonts w:ascii="Calibri" w:hAnsi="Calibri"/>
-                <w:sz w:val="20"/>
-              </w:rPr>
-              <w:t xml:space="default">93</w:t>
+              <w:t xml:space="default">M4_av</w:t>
+            </w:r>
+          </w:p>
+        </w:tc>
+        <w:tc>
+          <w:tcPr>
+            <w:tcBorders>
+              <w:top w:val="single" w:space="0" w:color="D3D3D3"/>
+              <w:bottom w:val="single" w:space="0" w:color="D3D3D3"/>
+              <w:start w:val="single" w:space="0" w:color="D3D3D3"/>
+              <w:end w:val="single" w:space="0" w:color="D3D3D3"/>
+            </w:tcBorders>
+          </w:tcPr>
+          <w:p>
+            <w:pPr>
+              <w:spacing w:before="0" w:after="60"/>
+              <w:keepNext/>
+              <w:jc w:val="start"/>
+            </w:pPr>
+            <w:r>
+              <w:rPr>
+                <w:rFonts w:ascii="Calibri" w:hAnsi="Calibri"/>
+                <w:sz w:val="20"/>
+              </w:rPr>
+              <w:t xml:space="default">s(GMHT_CPS0_30N)</w:t>
+            </w:r>
+          </w:p>
+        </w:tc>
+        <w:tc>
+          <w:tcPr>
+            <w:tcBorders>
+              <w:top w:val="single" w:space="0" w:color="D3D3D3"/>
+              <w:bottom w:val="single" w:space="0" w:color="D3D3D3"/>
+              <w:start w:val="single" w:space="0" w:color="D3D3D3"/>
+              <w:end w:val="single" w:space="0" w:color="D3D3D3"/>
+            </w:tcBorders>
+          </w:tcPr>
+          <w:p>
+            <w:pPr>
+              <w:spacing w:before="0" w:after="60"/>
+              <w:keepNext/>
+              <w:jc w:val="start"/>
+            </w:pPr>
+            <w:r>
+              <w:rPr>
+                <w:rFonts w:ascii="Calibri" w:hAnsi="Calibri"/>
+                <w:sz w:val="20"/>
+              </w:rPr>
+              <w:t xml:space="default">0.2</w:t>
+            </w:r>
+          </w:p>
+        </w:tc>
+        <w:tc>
+          <w:tcPr>
+            <w:tcBorders>
+              <w:top w:val="single" w:space="0" w:color="D3D3D3"/>
+              <w:bottom w:val="single" w:space="0" w:color="D3D3D3"/>
+              <w:start w:val="single" w:space="0" w:color="D3D3D3"/>
+              <w:end w:val="single" w:space="0" w:color="D3D3D3"/>
+            </w:tcBorders>
+          </w:tcPr>
+          <w:p>
+            <w:pPr>
+              <w:spacing w:before="0" w:after="60"/>
+              <w:keepNext/>
+              <w:jc w:val="end"/>
+            </w:pPr>
+            <w:r>
+              <w:rPr>
+                <w:rFonts w:ascii="Calibri" w:hAnsi="Calibri"/>
+                <w:sz w:val="20"/>
+              </w:rPr>
+              <w:t xml:space="default">0.53</w:t>
+            </w:r>
+          </w:p>
+        </w:tc>
+        <w:tc>
+          <w:tcPr>
+            <w:tcBorders>
+              <w:top w:val="single" w:space="0" w:color="D3D3D3"/>
+              <w:bottom w:val="single" w:space="0" w:color="D3D3D3"/>
+              <w:start w:val="single" w:space="0" w:color="D3D3D3"/>
+              <w:end w:val="single" w:space="0" w:color="D3D3D3"/>
+            </w:tcBorders>
+          </w:tcPr>
+          <w:p>
+            <w:pPr>
+              <w:spacing w:before="0" w:after="60"/>
+              <w:keepNext/>
+              <w:jc w:val="end"/>
+            </w:pPr>
+            <w:r>
+              <w:rPr>
+                <w:rFonts w:ascii="Calibri" w:hAnsi="Calibri"/>
+                <w:sz w:val="20"/>
+              </w:rPr>
+              <w:t xml:space="default">3.9</w:t>
+            </w:r>
+          </w:p>
+        </w:tc>
+        <w:tc>
+          <w:tcPr>
+            <w:tcBorders>
+              <w:top w:val="single" w:space="0" w:color="D3D3D3"/>
+              <w:bottom w:val="single" w:space="0" w:color="D3D3D3"/>
+              <w:start w:val="single" w:space="0" w:color="D3D3D3"/>
+              <w:end w:val="single" w:space="0" w:color="D3D3D3"/>
+            </w:tcBorders>
+          </w:tcPr>
+          <w:p>
+            <w:pPr>
+              <w:spacing w:before="0" w:after="60"/>
+              <w:keepNext/>
+              <w:jc w:val="end"/>
+            </w:pPr>
+            <w:r>
+              <w:rPr>
+                <w:rFonts w:ascii="Calibri" w:hAnsi="Calibri"/>
+                <w:sz w:val="20"/>
+              </w:rPr>
+              <w:t xml:space="default">0</w:t>
             </w:r>
           </w:p>
         </w:tc>
@@ -4067,127 +4067,127 @@
                 <w:rFonts w:ascii="Calibri" w:hAnsi="Calibri"/>
                 <w:sz w:val="20"/>
               </w:rPr>
-              <w:t xml:space="default">M6_av</w:t>
-            </w:r>
-          </w:p>
-        </w:tc>
-        <w:tc>
-          <w:tcPr>
-            <w:tcBorders>
-              <w:top w:val="single" w:space="0" w:color="D3D3D3"/>
-              <w:bottom w:val="single" w:space="0" w:color="D3D3D3"/>
-              <w:start w:val="single" w:space="0" w:color="D3D3D3"/>
-              <w:end w:val="single" w:space="0" w:color="D3D3D3"/>
-            </w:tcBorders>
-          </w:tcPr>
-          <w:p>
-            <w:pPr>
-              <w:spacing w:before="0" w:after="60"/>
-              <w:keepNext/>
-              <w:jc w:val="start"/>
-            </w:pPr>
-            <w:r>
-              <w:rPr>
-                <w:rFonts w:ascii="Calibri" w:hAnsi="Calibri"/>
-                <w:sz w:val="20"/>
-              </w:rPr>
-              <w:t xml:space="default">s(GMHT_CPS0_30N)</w:t>
-            </w:r>
-          </w:p>
-        </w:tc>
-        <w:tc>
-          <w:tcPr>
-            <w:tcBorders>
-              <w:top w:val="single" w:space="0" w:color="D3D3D3"/>
-              <w:bottom w:val="single" w:space="0" w:color="D3D3D3"/>
-              <w:start w:val="single" w:space="0" w:color="D3D3D3"/>
-              <w:end w:val="single" w:space="0" w:color="D3D3D3"/>
-            </w:tcBorders>
-          </w:tcPr>
-          <w:p>
-            <w:pPr>
-              <w:spacing w:before="0" w:after="60"/>
-              <w:keepNext/>
-              <w:jc w:val="start"/>
-            </w:pPr>
-            <w:r>
-              <w:rPr>
-                <w:rFonts w:ascii="Calibri" w:hAnsi="Calibri"/>
-                <w:sz w:val="20"/>
-              </w:rPr>
-              <w:t xml:space="default">0.11</w:t>
-            </w:r>
-          </w:p>
-        </w:tc>
-        <w:tc>
-          <w:tcPr>
-            <w:tcBorders>
-              <w:top w:val="single" w:space="0" w:color="D3D3D3"/>
-              <w:bottom w:val="single" w:space="0" w:color="D3D3D3"/>
-              <w:start w:val="single" w:space="0" w:color="D3D3D3"/>
-              <w:end w:val="single" w:space="0" w:color="D3D3D3"/>
-            </w:tcBorders>
-          </w:tcPr>
-          <w:p>
-            <w:pPr>
-              <w:spacing w:before="0" w:after="60"/>
-              <w:keepNext/>
-              <w:jc w:val="end"/>
-            </w:pPr>
-            <w:r>
-              <w:rPr>
-                <w:rFonts w:ascii="Calibri" w:hAnsi="Calibri"/>
-                <w:sz w:val="20"/>
-              </w:rPr>
-              <w:t xml:space="default">0.75</w:t>
-            </w:r>
-          </w:p>
-        </w:tc>
-        <w:tc>
-          <w:tcPr>
-            <w:tcBorders>
-              <w:top w:val="single" w:space="0" w:color="D3D3D3"/>
-              <w:bottom w:val="single" w:space="0" w:color="D3D3D3"/>
-              <w:start w:val="single" w:space="0" w:color="D3D3D3"/>
-              <w:end w:val="single" w:space="0" w:color="D3D3D3"/>
-            </w:tcBorders>
-          </w:tcPr>
-          <w:p>
-            <w:pPr>
-              <w:spacing w:before="0" w:after="60"/>
-              <w:keepNext/>
-              <w:jc w:val="end"/>
-            </w:pPr>
-            <w:r>
-              <w:rPr>
-                <w:rFonts w:ascii="Calibri" w:hAnsi="Calibri"/>
-                <w:sz w:val="20"/>
-              </w:rPr>
-              <w:t xml:space="default">0.2</w:t>
-            </w:r>
-          </w:p>
-        </w:tc>
-        <w:tc>
-          <w:tcPr>
-            <w:tcBorders>
-              <w:top w:val="single" w:space="0" w:color="D3D3D3"/>
-              <w:bottom w:val="single" w:space="0" w:color="D3D3D3"/>
-              <w:start w:val="single" w:space="0" w:color="D3D3D3"/>
-              <w:end w:val="single" w:space="0" w:color="D3D3D3"/>
-            </w:tcBorders>
-          </w:tcPr>
-          <w:p>
-            <w:pPr>
-              <w:spacing w:before="0" w:after="60"/>
-              <w:keepNext/>
-              <w:jc w:val="end"/>
-            </w:pPr>
-            <w:r>
-              <w:rPr>
-                <w:rFonts w:ascii="Calibri" w:hAnsi="Calibri"/>
-                <w:sz w:val="20"/>
-              </w:rPr>
-              <w:t xml:space="default">2</w:t>
+              <w:t xml:space="default">M4_av</w:t>
+            </w:r>
+          </w:p>
+        </w:tc>
+        <w:tc>
+          <w:tcPr>
+            <w:tcBorders>
+              <w:top w:val="single" w:space="0" w:color="D3D3D3"/>
+              <w:bottom w:val="single" w:space="0" w:color="D3D3D3"/>
+              <w:start w:val="single" w:space="0" w:color="D3D3D3"/>
+              <w:end w:val="single" w:space="0" w:color="D3D3D3"/>
+            </w:tcBorders>
+          </w:tcPr>
+          <w:p>
+            <w:pPr>
+              <w:spacing w:before="0" w:after="60"/>
+              <w:keepNext/>
+              <w:jc w:val="start"/>
+            </w:pPr>
+            <w:r>
+              <w:rPr>
+                <w:rFonts w:ascii="Calibri" w:hAnsi="Calibri"/>
+                <w:sz w:val="20"/>
+              </w:rPr>
+              <w:t xml:space="default">s(dT_raw)</w:t>
+            </w:r>
+          </w:p>
+        </w:tc>
+        <w:tc>
+          <w:tcPr>
+            <w:tcBorders>
+              <w:top w:val="single" w:space="0" w:color="D3D3D3"/>
+              <w:bottom w:val="single" w:space="0" w:color="D3D3D3"/>
+              <w:start w:val="single" w:space="0" w:color="D3D3D3"/>
+              <w:end w:val="single" w:space="0" w:color="D3D3D3"/>
+            </w:tcBorders>
+          </w:tcPr>
+          <w:p>
+            <w:pPr>
+              <w:spacing w:before="0" w:after="60"/>
+              <w:keepNext/>
+              <w:jc w:val="start"/>
+            </w:pPr>
+            <w:r>
+              <w:rPr>
+                <w:rFonts w:ascii="Calibri" w:hAnsi="Calibri"/>
+                <w:sz w:val="20"/>
+              </w:rPr>
+              <w:t xml:space="default">0.79</w:t>
+            </w:r>
+          </w:p>
+        </w:tc>
+        <w:tc>
+          <w:tcPr>
+            <w:tcBorders>
+              <w:top w:val="single" w:space="0" w:color="D3D3D3"/>
+              <w:bottom w:val="single" w:space="0" w:color="D3D3D3"/>
+              <w:start w:val="single" w:space="0" w:color="D3D3D3"/>
+              <w:end w:val="single" w:space="0" w:color="D3D3D3"/>
+            </w:tcBorders>
+          </w:tcPr>
+          <w:p>
+            <w:pPr>
+              <w:spacing w:before="0" w:after="60"/>
+              <w:keepNext/>
+              <w:jc w:val="end"/>
+            </w:pPr>
+            <w:r>
+              <w:rPr>
+                <w:rFonts w:ascii="Calibri" w:hAnsi="Calibri"/>
+                <w:sz w:val="20"/>
+              </w:rPr>
+              <w:t xml:space="default">0.96</w:t>
+            </w:r>
+          </w:p>
+        </w:tc>
+        <w:tc>
+          <w:tcPr>
+            <w:tcBorders>
+              <w:top w:val="single" w:space="0" w:color="D3D3D3"/>
+              <w:bottom w:val="single" w:space="0" w:color="D3D3D3"/>
+              <w:start w:val="single" w:space="0" w:color="D3D3D3"/>
+              <w:end w:val="single" w:space="0" w:color="D3D3D3"/>
+            </w:tcBorders>
+          </w:tcPr>
+          <w:p>
+            <w:pPr>
+              <w:spacing w:before="0" w:after="60"/>
+              <w:keepNext/>
+              <w:jc w:val="end"/>
+            </w:pPr>
+            <w:r>
+              <w:rPr>
+                <w:rFonts w:ascii="Calibri" w:hAnsi="Calibri"/>
+                <w:sz w:val="20"/>
+              </w:rPr>
+              <w:t xml:space="default">3.9</w:t>
+            </w:r>
+          </w:p>
+        </w:tc>
+        <w:tc>
+          <w:tcPr>
+            <w:tcBorders>
+              <w:top w:val="single" w:space="0" w:color="D3D3D3"/>
+              <w:bottom w:val="single" w:space="0" w:color="D3D3D3"/>
+              <w:start w:val="single" w:space="0" w:color="D3D3D3"/>
+              <w:end w:val="single" w:space="0" w:color="D3D3D3"/>
+            </w:tcBorders>
+          </w:tcPr>
+          <w:p>
+            <w:pPr>
+              <w:spacing w:before="0" w:after="60"/>
+              <w:keepNext/>
+              <w:jc w:val="end"/>
+            </w:pPr>
+            <w:r>
+              <w:rPr>
+                <w:rFonts w:ascii="Calibri" w:hAnsi="Calibri"/>
+                <w:sz w:val="20"/>
+              </w:rPr>
+              <w:t xml:space="default">0</w:t>
             </w:r>
           </w:p>
         </w:tc>
@@ -4240,180 +4240,7 @@
                 <w:rFonts w:ascii="Calibri" w:hAnsi="Calibri"/>
                 <w:sz w:val="20"/>
               </w:rPr>
-              <w:t xml:space="default">M6_av</w:t>
-            </w:r>
-          </w:p>
-        </w:tc>
-        <w:tc>
-          <w:tcPr>
-            <w:tcBorders>
-              <w:top w:val="single" w:space="0" w:color="D3D3D3"/>
-              <w:bottom w:val="single" w:space="0" w:color="D3D3D3"/>
-              <w:start w:val="single" w:space="0" w:color="D3D3D3"/>
-              <w:end w:val="single" w:space="0" w:color="D3D3D3"/>
-            </w:tcBorders>
-          </w:tcPr>
-          <w:p>
-            <w:pPr>
-              <w:spacing w:before="0" w:after="60"/>
-              <w:keepNext/>
-              <w:jc w:val="start"/>
-            </w:pPr>
-            <w:r>
-              <w:rPr>
-                <w:rFonts w:ascii="Calibri" w:hAnsi="Calibri"/>
-                <w:sz w:val="20"/>
-              </w:rPr>
-              <w:t xml:space="default">s(dT_raw)</w:t>
-            </w:r>
-          </w:p>
-        </w:tc>
-        <w:tc>
-          <w:tcPr>
-            <w:tcBorders>
-              <w:top w:val="single" w:space="0" w:color="D3D3D3"/>
-              <w:bottom w:val="single" w:space="0" w:color="D3D3D3"/>
-              <w:start w:val="single" w:space="0" w:color="D3D3D3"/>
-              <w:end w:val="single" w:space="0" w:color="D3D3D3"/>
-            </w:tcBorders>
-          </w:tcPr>
-          <w:p>
-            <w:pPr>
-              <w:spacing w:before="0" w:after="60"/>
-              <w:keepNext/>
-              <w:jc w:val="start"/>
-            </w:pPr>
-            <w:r>
-              <w:rPr>
-                <w:rFonts w:ascii="Calibri" w:hAnsi="Calibri"/>
-                <w:sz w:val="20"/>
-              </w:rPr>
-              <w:t xml:space="default">0.99</w:t>
-            </w:r>
-          </w:p>
-        </w:tc>
-        <w:tc>
-          <w:tcPr>
-            <w:tcBorders>
-              <w:top w:val="single" w:space="0" w:color="D3D3D3"/>
-              <w:bottom w:val="single" w:space="0" w:color="D3D3D3"/>
-              <w:start w:val="single" w:space="0" w:color="D3D3D3"/>
-              <w:end w:val="single" w:space="0" w:color="D3D3D3"/>
-            </w:tcBorders>
-          </w:tcPr>
-          <w:p>
-            <w:pPr>
-              <w:spacing w:before="0" w:after="60"/>
-              <w:keepNext/>
-              <w:jc w:val="end"/>
-            </w:pPr>
-            <w:r>
-              <w:rPr>
-                <w:rFonts w:ascii="Calibri" w:hAnsi="Calibri"/>
-                <w:sz w:val="20"/>
-              </w:rPr>
-              <w:t xml:space="default">1</w:t>
-            </w:r>
-          </w:p>
-        </w:tc>
-        <w:tc>
-          <w:tcPr>
-            <w:tcBorders>
-              <w:top w:val="single" w:space="0" w:color="D3D3D3"/>
-              <w:bottom w:val="single" w:space="0" w:color="D3D3D3"/>
-              <w:start w:val="single" w:space="0" w:color="D3D3D3"/>
-              <w:end w:val="single" w:space="0" w:color="D3D3D3"/>
-            </w:tcBorders>
-          </w:tcPr>
-          <w:p>
-            <w:pPr>
-              <w:spacing w:before="0" w:after="60"/>
-              <w:keepNext/>
-              <w:jc w:val="end"/>
-            </w:pPr>
-            <w:r>
-              <w:rPr>
-                <w:rFonts w:ascii="Calibri" w:hAnsi="Calibri"/>
-                <w:sz w:val="20"/>
-              </w:rPr>
-              <w:t xml:space="default">5.8</w:t>
-            </w:r>
-          </w:p>
-        </w:tc>
-        <w:tc>
-          <w:tcPr>
-            <w:tcBorders>
-              <w:top w:val="single" w:space="0" w:color="D3D3D3"/>
-              <w:bottom w:val="single" w:space="0" w:color="D3D3D3"/>
-              <w:start w:val="single" w:space="0" w:color="D3D3D3"/>
-              <w:end w:val="single" w:space="0" w:color="D3D3D3"/>
-            </w:tcBorders>
-          </w:tcPr>
-          <w:p>
-            <w:pPr>
-              <w:spacing w:before="0" w:after="60"/>
-              <w:keepNext/>
-              <w:jc w:val="end"/>
-            </w:pPr>
-            <w:r>
-              <w:rPr>
-                <w:rFonts w:ascii="Calibri" w:hAnsi="Calibri"/>
-                <w:sz w:val="20"/>
-              </w:rPr>
-              <w:t xml:space="default">0</w:t>
-            </w:r>
-          </w:p>
-        </w:tc>
-      </w:tr>
-      <w:tr>
-        <w:trPr>
-          <w:cantSplit/>
-        </w:trPr>
-        <w:tc>
-          <w:tcPr>
-            <w:tcBorders>
-              <w:top w:val="single" w:space="0" w:color="D3D3D3"/>
-              <w:bottom w:val="single" w:space="0" w:color="D3D3D3"/>
-              <w:start w:val="single" w:space="0" w:color="D3D3D3"/>
-              <w:end w:val="single" w:space="0" w:color="D3D3D3"/>
-            </w:tcBorders>
-          </w:tcPr>
-          <w:p>
-            <w:pPr>
-              <w:spacing w:before="0" w:after="60"/>
-              <w:keepNext/>
-              <w:jc w:val="center"/>
-            </w:pPr>
-            <w:r>
-              <w:rPr>
-                <w:rFonts w:ascii="Calibri" w:hAnsi="Calibri"/>
-                <w:sz w:val="20"/>
-              </w:rPr>
-              <w:t xml:space="default">Combined</w:t>
-            </w:r>
-          </w:p>
-        </w:tc>
-        <w:tc>
-          <w:tcPr>
-            <w:tcBorders>
-              <w:top w:val="single" w:space="0" w:color="D3D3D3"/>
-              <w:bottom w:val="single" w:space="0" w:color="D3D3D3"/>
-              <w:start w:val="single" w:space="0" w:color="D3D3D3"/>
-              <w:end w:val="single" w:space="0" w:color="D3D3D3"/>
-            </w:tcBorders>
-          </w:tcPr>
-          <w:p>
-            <w:pPr>
-              <w:spacing w:before="0" w:after="60"/>
-              <w:keepNext/>
-              <w:jc w:val="start"/>
-            </w:pPr>
-            <w:r>
-              <w:rPr>
-                <w:rFonts w:ascii="Calibri" w:hAnsi="Calibri"/>
-                <w:sz w:val="20"/>
-              </w:rPr>
-              <w:t xml:space="default">M6_av</w:t>
+              <w:t xml:space="default">M4_av</w:t>
             </w:r>
           </w:p>
         </w:tc>
@@ -4461,79 +4288,79 @@
                 <w:rFonts w:ascii="Calibri" w:hAnsi="Calibri"/>
                 <w:sz w:val="20"/>
               </w:rPr>
-              <w:t xml:space="default">0.77</w:t>
-            </w:r>
-          </w:p>
-        </w:tc>
-        <w:tc>
-          <w:tcPr>
-            <w:tcBorders>
-              <w:top w:val="single" w:space="0" w:color="D3D3D3"/>
-              <w:bottom w:val="single" w:space="0" w:color="D3D3D3"/>
-              <w:start w:val="single" w:space="0" w:color="D3D3D3"/>
-              <w:end w:val="single" w:space="0" w:color="D3D3D3"/>
-            </w:tcBorders>
-          </w:tcPr>
-          <w:p>
-            <w:pPr>
-              <w:spacing w:before="0" w:after="60"/>
-              <w:keepNext/>
-              <w:jc w:val="end"/>
-            </w:pPr>
-            <w:r>
-              <w:rPr>
-                <w:rFonts w:ascii="Calibri" w:hAnsi="Calibri"/>
-                <w:sz w:val="20"/>
-              </w:rPr>
-              <w:t xml:space="default">0.87</w:t>
-            </w:r>
-          </w:p>
-        </w:tc>
-        <w:tc>
-          <w:tcPr>
-            <w:tcBorders>
-              <w:top w:val="single" w:space="0" w:color="D3D3D3"/>
-              <w:bottom w:val="single" w:space="0" w:color="D3D3D3"/>
-              <w:start w:val="single" w:space="0" w:color="D3D3D3"/>
-              <w:end w:val="single" w:space="0" w:color="D3D3D3"/>
-            </w:tcBorders>
-          </w:tcPr>
-          <w:p>
-            <w:pPr>
-              <w:spacing w:before="0" w:after="60"/>
-              <w:keepNext/>
-              <w:jc w:val="end"/>
-            </w:pPr>
-            <w:r>
-              <w:rPr>
-                <w:rFonts w:ascii="Calibri" w:hAnsi="Calibri"/>
-                <w:sz w:val="20"/>
-              </w:rPr>
-              <w:t xml:space="default">3.6</w:t>
-            </w:r>
-          </w:p>
-        </w:tc>
-        <w:tc>
-          <w:tcPr>
-            <w:tcBorders>
-              <w:top w:val="single" w:space="0" w:color="D3D3D3"/>
-              <w:bottom w:val="single" w:space="0" w:color="D3D3D3"/>
-              <w:start w:val="single" w:space="0" w:color="D3D3D3"/>
-              <w:end w:val="single" w:space="0" w:color="D3D3D3"/>
-            </w:tcBorders>
-          </w:tcPr>
-          <w:p>
-            <w:pPr>
-              <w:spacing w:before="0" w:after="60"/>
-              <w:keepNext/>
-              <w:jc w:val="end"/>
-            </w:pPr>
-            <w:r>
-              <w:rPr>
-                <w:rFonts w:ascii="Calibri" w:hAnsi="Calibri"/>
-                <w:sz w:val="20"/>
-              </w:rPr>
-              <w:t xml:space="default">2</w:t>
+              <w:t xml:space="default">&lt;1e-04</w:t>
+            </w:r>
+          </w:p>
+        </w:tc>
+        <w:tc>
+          <w:tcPr>
+            <w:tcBorders>
+              <w:top w:val="single" w:space="0" w:color="D3D3D3"/>
+              <w:bottom w:val="single" w:space="0" w:color="D3D3D3"/>
+              <w:start w:val="single" w:space="0" w:color="D3D3D3"/>
+              <w:end w:val="single" w:space="0" w:color="D3D3D3"/>
+            </w:tcBorders>
+          </w:tcPr>
+          <w:p>
+            <w:pPr>
+              <w:spacing w:before="0" w:after="60"/>
+              <w:keepNext/>
+              <w:jc w:val="end"/>
+            </w:pPr>
+            <w:r>
+              <w:rPr>
+                <w:rFonts w:ascii="Calibri" w:hAnsi="Calibri"/>
+                <w:sz w:val="20"/>
+              </w:rPr>
+              <w:t xml:space="default">0.034</w:t>
+            </w:r>
+          </w:p>
+        </w:tc>
+        <w:tc>
+          <w:tcPr>
+            <w:tcBorders>
+              <w:top w:val="single" w:space="0" w:color="D3D3D3"/>
+              <w:bottom w:val="single" w:space="0" w:color="D3D3D3"/>
+              <w:start w:val="single" w:space="0" w:color="D3D3D3"/>
+              <w:end w:val="single" w:space="0" w:color="D3D3D3"/>
+            </w:tcBorders>
+          </w:tcPr>
+          <w:p>
+            <w:pPr>
+              <w:spacing w:before="0" w:after="60"/>
+              <w:keepNext/>
+              <w:jc w:val="end"/>
+            </w:pPr>
+            <w:r>
+              <w:rPr>
+                <w:rFonts w:ascii="Calibri" w:hAnsi="Calibri"/>
+                <w:sz w:val="20"/>
+              </w:rPr>
+              <w:t xml:space="default">0.1</w:t>
+            </w:r>
+          </w:p>
+        </w:tc>
+        <w:tc>
+          <w:tcPr>
+            <w:tcBorders>
+              <w:top w:val="single" w:space="0" w:color="D3D3D3"/>
+              <w:bottom w:val="single" w:space="0" w:color="D3D3D3"/>
+              <w:start w:val="single" w:space="0" w:color="D3D3D3"/>
+              <w:end w:val="single" w:space="0" w:color="D3D3D3"/>
+            </w:tcBorders>
+          </w:tcPr>
+          <w:p>
+            <w:pPr>
+              <w:spacing w:before="0" w:after="60"/>
+              <w:keepNext/>
+              <w:jc w:val="end"/>
+            </w:pPr>
+            <w:r>
+              <w:rPr>
+                <w:rFonts w:ascii="Calibri" w:hAnsi="Calibri"/>
+                <w:sz w:val="20"/>
+              </w:rPr>
+              <w:t xml:space="default">100</w:t>
             </w:r>
           </w:p>
         </w:tc>
